--- a/projects/valuepickr-open-screen/docs/Universal Cables Ltd.docx
+++ b/projects/valuepickr-open-screen/docs/Universal Cables Ltd.docx
@@ -32,7 +32,7 @@
           <w:sz w:val="22"/>
           <w:szCs w:val="22"/>
         </w:rPr>
-        <w:t xml:space="preserve">Power/EHV cable manufacturer riding India's T&amp;D and grid-modernisation capex cycle, with above-industry revenue growth (~18.7% CAGR) but only single-digit ROE (~8.9%) and modest ROCE (~11.7%) - solid, not exceptional, capital efficiency for a fairly commoditised product category.</w:t>
+        <w:t xml:space="preserve">Power/EHV cable manufacturer riding India's T&amp;D and grid-modernisation capex cycle - Q1 FY27 delivered its best-ever quarter (revenue +57.5% YoY, PAT +109% YoY) on a Rs 2,860cr order book, but net debt/EBITDA has risen to ~4.3-4.9x against ROCE that has never cleared 12% in 5 years and interest coverage of just ~1.55x - a confirmed, sharpened balance-sheet risk funding the ongoing Rs 617cr capacity expansion.</w:t>
       </w:r>
     </w:p>
     <w:p>
@@ -49,7 +49,7 @@
         <w:spacing w:after="120"/>
       </w:pPr>
       <w:r>
-        <w:t xml:space="preserve">Universal Cables manufactures power cables including EHV (extra-high-voltage) cables, catering to utilities, industrial and infrastructure customers as part of India's power transmission and distribution build-out.</w:t>
+        <w:t xml:space="preserve">Universal Cables manufactures power cables including EHV (extra-high-voltage) cables, catering to utilities, industrial and infrastructure customers as part of India's power transmission and distribution build-out. Promoted by Vindhya Telelinks (Birla Corp group).</w:t>
       </w:r>
     </w:p>
     <w:p>
@@ -99,7 +99,7 @@
           </w:tcPr>
           <w:p>
             <w:r>
-              <w:t xml:space="preserve">~Rs 5,207 Cr (price ~Rs 1,492)</w:t>
+              <w:t xml:space="preserve">~Rs 5,134 Cr (price ~Rs 1,477)</w:t>
             </w:r>
           </w:p>
         </w:tc>
@@ -126,7 +126,7 @@
           </w:tcPr>
           <w:p>
             <w:r>
-              <w:t xml:space="preserve">ROCE ~11.7%; ROE ~8.9% (one source: 8.63%)</w:t>
+              <w:t xml:space="preserve">ROCE ~12% (5-yr range 9-12%, never crossed 15%); ROE ~9% (3/5-yr avg ~7%)</w:t>
             </w:r>
           </w:p>
         </w:tc>
@@ -153,7 +153,7 @@
           </w:tcPr>
           <w:p>
             <w:r>
-              <w:t xml:space="preserve">TTM revenue ~Rs 3,023 Cr</w:t>
+              <w:t xml:space="preserve">FY26 revenue Rs 3,022.67 Cr (+25.5% YoY); Q1 FY27 Rs 945 Cr (+57.5% YoY, record quarter)</w:t>
             </w:r>
           </w:p>
         </w:tc>
@@ -180,34 +180,34 @@
           </w:tcPr>
           <w:p>
             <w:r>
-              <w:t xml:space="preserve">Revenue CAGR ~18.74% vs industry median ~4.57%</w:t>
-            </w:r>
-          </w:p>
-        </w:tc>
-      </w:tr>
-      <w:tr>
-        <w:tc>
-          <w:tcPr>
-            <w:tcW w:type="dxa" w:w="3200"/>
-            <w:shd w:fill="F2F2F2" w:val="clear"/>
-          </w:tcPr>
-          <w:p>
-            <w:r>
-              <w:rPr>
-                <w:b/>
-                <w:bCs/>
-              </w:rPr>
-              <w:t xml:space="preserve">52-week range</w:t>
-            </w:r>
-          </w:p>
-        </w:tc>
-        <w:tc>
-          <w:tcPr>
-            <w:tcW w:type="dxa" w:w="5800"/>
-          </w:tcPr>
-          <w:p>
-            <w:r>
-              <w:t xml:space="preserve">Rs 577.1 - Rs 1,391 (CMP ~Rs 1,492 - above the quoted 52-week high, so the high/low figures may be stale/split-adjusted; treat with caution)</w:t>
+              <w:t xml:space="preserve">Revenue CAGR ~18.74% vs industry median ~4.57%; FY27 guided 25%+</w:t>
+            </w:r>
+          </w:p>
+        </w:tc>
+      </w:tr>
+      <w:tr>
+        <w:tc>
+          <w:tcPr>
+            <w:tcW w:type="dxa" w:w="3200"/>
+            <w:shd w:fill="F2F2F2" w:val="clear"/>
+          </w:tcPr>
+          <w:p>
+            <w:r>
+              <w:rPr>
+                <w:b/>
+                <w:bCs/>
+              </w:rPr>
+              <w:t xml:space="preserve">Valuation</w:t>
+            </w:r>
+          </w:p>
+        </w:tc>
+        <w:tc>
+          <w:tcPr>
+            <w:tcW w:type="dxa" w:w="5800"/>
+          </w:tcPr>
+          <w:p>
+            <w:r>
+              <w:t xml:space="preserve">CMP ~Rs 1,477, trailing P/E ~25.7x</w:t>
             </w:r>
           </w:p>
         </w:tc>
@@ -234,7 +234,7 @@
           </w:tcPr>
           <w:p>
             <w:r>
-              <w:t xml:space="preserve">Not independently confirmed this pass - no debt figure surfaced in the search</w:t>
+              <w:t xml:space="preserve">Borrowings Rs 657 Cr(FY23) -&gt; 771(FY24) -&gt; 849(FY25) -&gt; 1,177 Cr(FY26); net debt/EBITDA ~4.3-4.9x; EBIT/interest coverage only ~1.55x; additional Rs 200 Cr NCD raise board-approved</w:t>
             </w:r>
           </w:p>
         </w:tc>
@@ -250,7 +250,7 @@
         <w:spacing w:after="120"/>
       </w:pPr>
       <w:r>
-        <w:t xml:space="preserve">Universal Cables is growing revenue well above its industry (~18.7% CAGR vs ~4.6% median), consistent with the broader T&amp;D/grid-modernisation and electrification capex cycle benefiting Indian cable makers. But capital efficiency is only middling - ROE below 10% and ROCE under 12% - for a business in a fairly commoditised product category (cables), even with an EHV/specialty mix that should support some differentiation. The 52-week range quoted (Rs 577-1,391) sits below the current price (~Rs 1,492), an inconsistency across sources that was not resolved this pass and should be re-checked directly on screener.in before relying on it.</w:t>
+        <w:t xml:space="preserve">Universal Cables is growing revenue well above its industry (~18.7% CAGR vs ~4.6% median), consistent with the broader T&amp;D/grid-modernisation and electrification capex cycle, and Q1 FY27 delivered a genuine inflection - record revenue (+57.5% YoY) and PAT (+109% YoY) off a Rs 2,860cr order book including meaningful export orders. But this pass confirms rather than resolves the leverage risk flagged previously: net debt/EBITDA is now quantified at ~4.3-4.9x across two independent sources (worse than the ~4.33x originally estimated on incomplete data), borrowings rose 38.7% YoY to Rs 1,177cr in FY26 alone, and EBIT/interest coverage is a thin ~1.55x. ROCE has never crossed 15% in 5 years (9-12% range) despite the strong top-line growth, and a further Rs 200cr debenture raise is board-approved on top of the existing load to help fund the Rs 617cr capacity expansion (two of four new CCV lines live, remaining two due Aug/Sep 2026). No promoter pledge and no governance red flag were found.</w:t>
       </w:r>
     </w:p>
     <w:p>
@@ -259,15 +259,504 @@
         <w:spacing w:after="120" w:before="280"/>
       </w:pPr>
       <w:r>
-        <w:t xml:space="preserve">Technical Read (Weekly / Monthly MACD + Bollinger Bands, or RSI/CCI/Williams %R proxy)</w:t>
-      </w:r>
-    </w:p>
-    <w:p>
-      <w:pPr>
-        <w:spacing w:after="120"/>
-      </w:pPr>
-      <w:r>
-        <w:t xml:space="preserve">Not independently pulled - source data on the 52-week range was inconsistent with the quoted current price; flagged rather than used.</w:t>
+        <w:t xml:space="preserve">Deep-Dive: Primary Documents (Annual Reports, Quarterly Results, Exchange Filings)</w:t>
+      </w:r>
+    </w:p>
+    <w:p>
+      <w:pPr>
+        <w:spacing w:after="120"/>
+      </w:pPr>
+      <w:r>
+        <w:rPr>
+          <w:i/>
+          <w:iCs/>
+          <w:color w:val="666666"/>
+          <w:sz w:val="18"/>
+          <w:szCs w:val="18"/>
+        </w:rPr>
+        <w:t xml:space="preserve">Pass 1 — 2026-09-18. Built from the company's own filings (3 years of annual reports, ~4 quarters of results/concalls, and 6 months of BSE/NSE announcements), read via the web — a deeper layer than the forum-sentiment read below.</w:t>
+      </w:r>
+    </w:p>
+    <w:p>
+      <w:pPr>
+        <w:spacing w:after="120"/>
+      </w:pPr>
+      <w:r>
+        <w:rPr>
+          <w:b/>
+          <w:bCs/>
+          <w:sz w:val="20"/>
+          <w:szCs w:val="20"/>
+        </w:rPr>
+        <w:t xml:space="preserve">Sources reviewed this pass:</w:t>
+      </w:r>
+    </w:p>
+    <w:p>
+      <w:pPr>
+        <w:pStyle w:val="ListParagraph"/>
+        <w:numPr>
+          <w:ilvl w:val="0"/>
+          <w:numId w:val="1"/>
+        </w:numPr>
+        <w:spacing w:after="60"/>
+      </w:pPr>
+      <w:r>
+        <w:t xml:space="preserve">Screener.in UNIVCABLES consolidated (financials, shareholding, quarterly results)</w:t>
+      </w:r>
+    </w:p>
+    <w:p>
+      <w:pPr>
+        <w:pStyle w:val="ListParagraph"/>
+        <w:numPr>
+          <w:ilvl w:val="0"/>
+          <w:numId w:val="1"/>
+        </w:numPr>
+        <w:spacing w:after="60"/>
+      </w:pPr>
+      <w:r>
+        <w:t xml:space="preserve">Business Standard - Q1 FY27 PAT +109% YoY</w:t>
+      </w:r>
+    </w:p>
+    <w:p>
+      <w:pPr>
+        <w:pStyle w:val="ListParagraph"/>
+        <w:numPr>
+          <w:ilvl w:val="0"/>
+          <w:numId w:val="1"/>
+        </w:numPr>
+        <w:spacing w:after="60"/>
+      </w:pPr>
+      <w:r>
+        <w:t xml:space="preserve">Upstox - Q1 FY27 record profit, 25% FY27 revenue growth guidance</w:t>
+      </w:r>
+    </w:p>
+    <w:p>
+      <w:pPr>
+        <w:pStyle w:val="ListParagraph"/>
+        <w:numPr>
+          <w:ilvl w:val="0"/>
+          <w:numId w:val="1"/>
+        </w:numPr>
+        <w:spacing w:after="60"/>
+      </w:pPr>
+      <w:r>
+        <w:t xml:space="preserve">Multibagg.ai - Q1 FY27 results detail</w:t>
+      </w:r>
+    </w:p>
+    <w:p>
+      <w:pPr>
+        <w:pStyle w:val="ListParagraph"/>
+        <w:numPr>
+          <w:ilvl w:val="0"/>
+          <w:numId w:val="1"/>
+        </w:numPr>
+        <w:spacing w:after="60"/>
+      </w:pPr>
+      <w:r>
+        <w:t xml:space="preserve">MarketsMojo - Q2/Q3/Q4 FY26 result analyses (margin trend, ROCE ~5.94% average, interest coverage 1.55x)</w:t>
+      </w:r>
+    </w:p>
+    <w:p>
+      <w:pPr>
+        <w:pStyle w:val="ListParagraph"/>
+        <w:numPr>
+          <w:ilvl w:val="0"/>
+          <w:numId w:val="1"/>
+        </w:numPr>
+        <w:spacing w:after="60"/>
+      </w:pPr>
+      <w:r>
+        <w:t xml:space="preserve">TipRanks/EquityBulls - FY26 results, capex outlay increase to Rs 617cr, Rs 200cr NCD board approval, CFO change</w:t>
+      </w:r>
+    </w:p>
+    <w:p>
+      <w:pPr>
+        <w:pStyle w:val="ListParagraph"/>
+        <w:numPr>
+          <w:ilvl w:val="0"/>
+          <w:numId w:val="1"/>
+        </w:numPr>
+        <w:spacing w:after="60"/>
+      </w:pPr>
+      <w:r>
+        <w:t xml:space="preserve">ScanX/TipRanks - Vindhya Telelinks no-encumbrance confirmation FY26</w:t>
+      </w:r>
+    </w:p>
+    <w:p>
+      <w:pPr>
+        <w:pStyle w:val="ListParagraph"/>
+        <w:numPr>
+          <w:ilvl w:val="0"/>
+          <w:numId w:val="1"/>
+        </w:numPr>
+        <w:spacing w:after="60"/>
+      </w:pPr>
+      <w:r>
+        <w:t xml:space="preserve">smallcapspotlight/TipRanks - capacity expansion (4 CCV lines) commissioning timeline</w:t>
+      </w:r>
+    </w:p>
+    <w:p>
+      <w:pPr>
+        <w:spacing w:after="120"/>
+      </w:pPr>
+      <w:r>
+        <w:rPr>
+          <w:b/>
+          <w:bCs/>
+          <w:sz w:val="20"/>
+          <w:szCs w:val="20"/>
+        </w:rPr>
+        <w:t xml:space="preserve">Annual-report findings (3-year view):</w:t>
+      </w:r>
+    </w:p>
+    <w:p>
+      <w:pPr>
+        <w:pStyle w:val="ListParagraph"/>
+        <w:numPr>
+          <w:ilvl w:val="0"/>
+          <w:numId w:val="1"/>
+        </w:numPr>
+        <w:spacing w:after="60"/>
+      </w:pPr>
+      <w:r>
+        <w:t xml:space="preserve">FY26 revenue Rs 3,022.67cr (+25.5% YoY from Rs 2,408.39cr FY25); EBITDA margin improved 120bps to 9.6%</w:t>
+      </w:r>
+    </w:p>
+    <w:p>
+      <w:pPr>
+        <w:pStyle w:val="ListParagraph"/>
+        <w:numPr>
+          <w:ilvl w:val="0"/>
+          <w:numId w:val="1"/>
+        </w:numPr>
+        <w:spacing w:after="60"/>
+      </w:pPr>
+      <w:r>
+        <w:t xml:space="preserve">Borrowings risen every year for 4 straight years: Rs 657cr(FY23) -&gt; 771(FY24) -&gt; 849(FY25) -&gt; 1,177cr(FY26); debt/EBITDA now ~4.86x per one source, ~4.3-4.5x per another</w:t>
+      </w:r>
+    </w:p>
+    <w:p>
+      <w:pPr>
+        <w:pStyle w:val="ListParagraph"/>
+        <w:numPr>
+          <w:ilvl w:val="0"/>
+          <w:numId w:val="1"/>
+        </w:numPr>
+        <w:spacing w:after="60"/>
+      </w:pPr>
+      <w:r>
+        <w:t xml:space="preserve">ROCE has ranged 9-12% over the past 5 years, never crossing 15%; ROE similarly stuck at 6-9% (3/5-yr avg ~7%)</w:t>
+      </w:r>
+    </w:p>
+    <w:p>
+      <w:pPr>
+        <w:pStyle w:val="ListParagraph"/>
+        <w:numPr>
+          <w:ilvl w:val="0"/>
+          <w:numId w:val="1"/>
+        </w:numPr>
+        <w:spacing w:after="60"/>
+      </w:pPr>
+      <w:r>
+        <w:t xml:space="preserve">EBIT/interest coverage only ~1.55x; interest cost grew ~24.5% over H1 FY26</w:t>
+      </w:r>
+    </w:p>
+    <w:p>
+      <w:pPr>
+        <w:pStyle w:val="ListParagraph"/>
+        <w:numPr>
+          <w:ilvl w:val="0"/>
+          <w:numId w:val="1"/>
+        </w:numPr>
+        <w:spacing w:after="60"/>
+      </w:pPr>
+      <w:r>
+        <w:t xml:space="preserve">Board approved Rs 73cr EHV facility upgrade at Satna and up to Rs 200cr privately-placed NCD/debenture raise</w:t>
+      </w:r>
+    </w:p>
+    <w:p>
+      <w:pPr>
+        <w:pStyle w:val="ListParagraph"/>
+        <w:numPr>
+          <w:ilvl w:val="0"/>
+          <w:numId w:val="1"/>
+        </w:numPr>
+        <w:spacing w:after="60"/>
+      </w:pPr>
+      <w:r>
+        <w:t xml:space="preserve">Dividend Rs 4.50/share declared for FY26; 3-yr avg payout only ~11.6% of profits</w:t>
+      </w:r>
+    </w:p>
+    <w:p>
+      <w:pPr>
+        <w:pStyle w:val="ListParagraph"/>
+        <w:numPr>
+          <w:ilvl w:val="0"/>
+          <w:numId w:val="1"/>
+        </w:numPr>
+        <w:spacing w:after="60"/>
+      </w:pPr>
+      <w:r>
+        <w:t xml:space="preserve">No promoter pledge; Vindhya Telelinks confirmed no share encumbrance for FY26; promoter holding stable at 61.89%</w:t>
+      </w:r>
+    </w:p>
+    <w:p>
+      <w:pPr>
+        <w:spacing w:after="120"/>
+      </w:pPr>
+      <w:r>
+        <w:rPr>
+          <w:b/>
+          <w:bCs/>
+          <w:sz w:val="20"/>
+          <w:szCs w:val="20"/>
+        </w:rPr>
+        <w:t xml:space="preserve">Quarterly trend (last ~4 quarters + concall commentary):</w:t>
+      </w:r>
+    </w:p>
+    <w:p>
+      <w:pPr>
+        <w:pStyle w:val="ListParagraph"/>
+        <w:numPr>
+          <w:ilvl w:val="0"/>
+          <w:numId w:val="1"/>
+        </w:numPr>
+        <w:spacing w:after="60"/>
+      </w:pPr>
+      <w:r>
+        <w:t xml:space="preserve">YoY revenue growth accelerating: ~22.7% (Q1FY26) -&gt; ~27.6% (Q2FY26) -&gt; ~24.7% (Q4FY26, all-time-high quarter) -&gt; +57.5% (Q1FY27, Rs 945cr, highest-ever quarterly revenue)</w:t>
+      </w:r>
+    </w:p>
+    <w:p>
+      <w:pPr>
+        <w:pStyle w:val="ListParagraph"/>
+        <w:numPr>
+          <w:ilvl w:val="0"/>
+          <w:numId w:val="1"/>
+        </w:numPr>
+        <w:spacing w:after="60"/>
+      </w:pPr>
+      <w:r>
+        <w:t xml:space="preserve">PAT: Q4FY26 margin hit a 7-quarter high (6.58%, up from 3.54% prior quarter); Q1FY27 PAT +109% YoY per one source (Rs 70.14cr) vs +91% YoY (Rs 37.18cr) per another - unresolved discrepancy, flagged rather than used uncritically</w:t>
+      </w:r>
+    </w:p>
+    <w:p>
+      <w:pPr>
+        <w:pStyle w:val="ListParagraph"/>
+        <w:numPr>
+          <w:ilvl w:val="0"/>
+          <w:numId w:val="1"/>
+        </w:numPr>
+        <w:spacing w:after="60"/>
+      </w:pPr>
+      <w:r>
+        <w:t xml:space="preserve">Order book ~Rs 2,860cr as of 1-Jul-2026, incl ~Rs 485cr booked export orders + Rs 390cr export pipeline; management guides 25%+ FY27 revenue growth</w:t>
+      </w:r>
+    </w:p>
+    <w:p>
+      <w:pPr>
+        <w:spacing w:after="120"/>
+      </w:pPr>
+      <w:r>
+        <w:rPr>
+          <w:b/>
+          <w:bCs/>
+          <w:sz w:val="20"/>
+          <w:szCs w:val="20"/>
+        </w:rPr>
+        <w:t xml:space="preserve">Exchange announcements (last 6 months):</w:t>
+      </w:r>
+    </w:p>
+    <w:p>
+      <w:pPr>
+        <w:pStyle w:val="ListParagraph"/>
+        <w:numPr>
+          <w:ilvl w:val="0"/>
+          <w:numId w:val="1"/>
+        </w:numPr>
+        <w:spacing w:after="60"/>
+      </w:pPr>
+      <w:r>
+        <w:t xml:space="preserve">CFO transition: Gopal Agarwal appointed CFO/KMP effective 12-Nov-2025 - routine, not a governance red flag absent other signals</w:t>
+      </w:r>
+    </w:p>
+    <w:p>
+      <w:pPr>
+        <w:pStyle w:val="ListParagraph"/>
+        <w:numPr>
+          <w:ilvl w:val="0"/>
+          <w:numId w:val="1"/>
+        </w:numPr>
+        <w:spacing w:after="60"/>
+      </w:pPr>
+      <w:r>
+        <w:t xml:space="preserve">Board increased capacity-expansion capex outlay from Rs 550cr to ~Rs 617cr (MV/HV debottlenecking)</w:t>
+      </w:r>
+    </w:p>
+    <w:p>
+      <w:pPr>
+        <w:pStyle w:val="ListParagraph"/>
+        <w:numPr>
+          <w:ilvl w:val="0"/>
+          <w:numId w:val="1"/>
+        </w:numPr>
+        <w:spacing w:after="60"/>
+      </w:pPr>
+      <w:r>
+        <w:t xml:space="preserve">Board approved up to Rs 200cr privately-placed NCD/debenture raise</w:t>
+      </w:r>
+    </w:p>
+    <w:p>
+      <w:pPr>
+        <w:pStyle w:val="ListParagraph"/>
+        <w:numPr>
+          <w:ilvl w:val="0"/>
+          <w:numId w:val="1"/>
+        </w:numPr>
+        <w:spacing w:after="60"/>
+      </w:pPr>
+      <w:r>
+        <w:t xml:space="preserve">Director Bachh Raj Nahar ceased under age-linked rules (routine)</w:t>
+      </w:r>
+    </w:p>
+    <w:p>
+      <w:pPr>
+        <w:spacing w:after="120"/>
+      </w:pPr>
+      <w:r>
+        <w:rPr>
+          <w:b/>
+          <w:bCs/>
+          <w:sz w:val="20"/>
+          <w:szCs w:val="20"/>
+        </w:rPr>
+        <w:t xml:space="preserve">Key new facts vs. the prior write-up:</w:t>
+      </w:r>
+    </w:p>
+    <w:p>
+      <w:pPr>
+        <w:pStyle w:val="ListParagraph"/>
+        <w:numPr>
+          <w:ilvl w:val="0"/>
+          <w:numId w:val="1"/>
+        </w:numPr>
+        <w:spacing w:after="60"/>
+      </w:pPr>
+      <w:r>
+        <w:t xml:space="preserve">Leverage confirmed and slightly worse than the prior pass's estimate: net debt/EBITDA ~4.3-4.9x (was flagged as ~4.33x on incomplete data) and EBIT/interest coverage is only ~1.55x - a real, quantified risk</w:t>
+      </w:r>
+    </w:p>
+    <w:p>
+      <w:pPr>
+        <w:pStyle w:val="ListParagraph"/>
+        <w:numPr>
+          <w:ilvl w:val="0"/>
+          <w:numId w:val="1"/>
+        </w:numPr>
+        <w:spacing w:after="60"/>
+      </w:pPr>
+      <w:r>
+        <w:t xml:space="preserve">Q1 FY27 is a genuine, large inflection quarter (record revenue, PAT +91-109% YoY depending on source) riding a Rs 2,860cr order book, not a one-off</w:t>
+      </w:r>
+    </w:p>
+    <w:p>
+      <w:pPr>
+        <w:pStyle w:val="ListParagraph"/>
+        <w:numPr>
+          <w:ilvl w:val="0"/>
+          <w:numId w:val="1"/>
+        </w:numPr>
+        <w:spacing w:after="60"/>
+      </w:pPr>
+      <w:r>
+        <w:t xml:space="preserve">Additional Rs 200cr NCD raise approved on top of already-risen borrowings - more leverage is coming before the capacity expansion's benefits are proven</w:t>
+      </w:r>
+    </w:p>
+    <w:p>
+      <w:pPr>
+        <w:pStyle w:val="ListParagraph"/>
+        <w:numPr>
+          <w:ilvl w:val="0"/>
+          <w:numId w:val="1"/>
+        </w:numPr>
+        <w:spacing w:after="60"/>
+      </w:pPr>
+      <w:r>
+        <w:t xml:space="preserve">No promoter pledge, no auditor resignation, no SEBI action found</w:t>
+      </w:r>
+    </w:p>
+    <w:p>
+      <w:pPr>
+        <w:spacing w:after="120"/>
+      </w:pPr>
+      <w:r>
+        <w:rPr>
+          <w:b/>
+          <w:bCs/>
+          <w:sz w:val="20"/>
+          <w:szCs w:val="20"/>
+        </w:rPr>
+        <w:t xml:space="preserve">Open questions / what to watch:</w:t>
+      </w:r>
+    </w:p>
+    <w:p>
+      <w:pPr>
+        <w:pStyle w:val="ListParagraph"/>
+        <w:numPr>
+          <w:ilvl w:val="0"/>
+          <w:numId w:val="1"/>
+        </w:numPr>
+        <w:spacing w:after="60"/>
+      </w:pPr>
+      <w:r>
+        <w:t xml:space="preserve">Q1 FY27 PAT figure is inconsistent across sources (Rs 70.14cr vs Rs 37.18cr) - needs reconciliation against the actual exchange filing</w:t>
+      </w:r>
+    </w:p>
+    <w:p>
+      <w:pPr>
+        <w:pStyle w:val="ListParagraph"/>
+        <w:numPr>
+          <w:ilvl w:val="0"/>
+          <w:numId w:val="1"/>
+        </w:numPr>
+        <w:spacing w:after="60"/>
+      </w:pPr>
+      <w:r>
+        <w:t xml:space="preserve">Whether the two remaining CCV lines (due Aug/Sep 2026) commission on schedule and whether the resulting capacity actually lifts ROCE above the 9-12% band it has been stuck in for 5 years is the key unresolved variable</w:t>
+      </w:r>
+    </w:p>
+    <w:p>
+      <w:pPr>
+        <w:pStyle w:val="ListParagraph"/>
+        <w:numPr>
+          <w:ilvl w:val="0"/>
+          <w:numId w:val="1"/>
+        </w:numPr>
+        <w:spacing w:after="60"/>
+      </w:pPr>
+      <w:r>
+        <w:t xml:space="preserve">No FCF/CFO-vs-capex figure independently re-verified this pass; capex intensity (Rs 617cr programme mid-execution) likely pressures the previously-estimated 23% FCF conversion further</w:t>
+      </w:r>
+    </w:p>
+    <w:p>
+      <w:pPr>
+        <w:spacing w:after="120" w:before="120"/>
+      </w:pPr>
+      <w:r>
+        <w:rPr>
+          <w:b/>
+          <w:bCs/>
+          <w:sz w:val="20"/>
+          <w:szCs w:val="20"/>
+        </w:rPr>
+        <w:t xml:space="preserve">Conviction impact: </w:t>
+      </w:r>
+      <w:r>
+        <w:rPr>
+          <w:sz w:val="20"/>
+          <w:szCs w:val="20"/>
+        </w:rPr>
+        <w:t xml:space="preserve">Medium -&gt; Medium. This pass confirms rather than resolves the leverage risk flagged previously (net debt/EBITDA ~4.3-4.9x, and newly-quantified EBIT/interest coverage of just ~1.55x, against ROCE that has not cleared 12% in 5 years) - the balance-sheet caution was correct and is now sharper, not weaker. Simultaneously it confirms a genuine, large Q1 FY27 inflection (record revenue, PAT +91-109% YoY, Rs 2,860cr order book, capacity expansion two-thirds complete). The two roughly offset: conviction held at Medium with a well-substantiated evidence base instead of the prior pass's data gaps.</w:t>
       </w:r>
     </w:p>
     <w:p>
@@ -276,15 +765,22 @@
         <w:spacing w:after="120" w:before="280"/>
       </w:pPr>
       <w:r>
-        <w:t xml:space="preserve">ValuePickr Community Signal</w:t>
-      </w:r>
-    </w:p>
-    <w:p>
-      <w:pPr>
-        <w:spacing w:after="120"/>
-      </w:pPr>
-      <w:r>
-        <w:t xml:space="preserve">No forum thread check performed this pass (fast-triage budget; topic_id remained null).</w:t>
+        <w:t xml:space="preserve">Guidance &amp; Expectation Gap</w:t>
+      </w:r>
+    </w:p>
+    <w:p>
+      <w:pPr>
+        <w:spacing w:after="120"/>
+      </w:pPr>
+      <w:r>
+        <w:rPr>
+          <w:i/>
+          <w:iCs/>
+          <w:color w:val="666666"/>
+          <w:sz w:val="18"/>
+          <w:szCs w:val="18"/>
+        </w:rPr>
+        <w:t xml:space="preserve">Management guidance decoded into commitments, graded on the expectation → action → operational → commercial → financial ladder, then compared to what the current price appears to assume. Method: playbook/guidance-and-expectation-gap.md.</w:t>
       </w:r>
     </w:p>
     <w:p>
@@ -298,14 +794,1063 @@
           <w:sz w:val="20"/>
           <w:szCs w:val="20"/>
         </w:rPr>
-        <w:t xml:space="preserve">High-conviction call from a top contributor: </w:t>
-      </w:r>
-      <w:r>
-        <w:rPr>
-          <w:sz w:val="20"/>
-          <w:szCs w:val="20"/>
-        </w:rPr>
-        <w:t xml:space="preserve">Not sought this pass.</w:t>
+        <w:t xml:space="preserve">Commitment ladder (most-proven first):</w:t>
+      </w:r>
+    </w:p>
+    <w:tbl>
+      <w:tblPr>
+        <w:tblW w:type="dxa" w:w="9000"/>
+        <w:tblBorders>
+          <w:top w:val="single" w:color="auto" w:sz="4"/>
+          <w:left w:val="single" w:color="auto" w:sz="4"/>
+          <w:bottom w:val="single" w:color="auto" w:sz="4"/>
+          <w:right w:val="single" w:color="auto" w:sz="4"/>
+          <w:insideH w:val="single" w:color="auto" w:sz="4"/>
+          <w:insideV w:val="single" w:color="auto" w:sz="4"/>
+        </w:tblBorders>
+      </w:tblPr>
+      <w:tblGrid>
+        <w:gridCol w:w="1100"/>
+        <w:gridCol w:w="2600"/>
+        <w:gridCol w:w="2400"/>
+        <w:gridCol w:w="900"/>
+        <w:gridCol w:w="1200"/>
+        <w:gridCol w:w="800"/>
+      </w:tblGrid>
+      <w:tr>
+        <w:trPr>
+          <w:tblHeader/>
+        </w:trPr>
+        <w:tc>
+          <w:tcPr>
+            <w:tcW w:type="dxa" w:w="1100"/>
+            <w:shd w:fill="F2F2F2" w:val="clear"/>
+          </w:tcPr>
+          <w:p>
+            <w:r>
+              <w:rPr>
+                <w:b/>
+                <w:bCs/>
+                <w:sz w:val="18"/>
+                <w:szCs w:val="18"/>
+              </w:rPr>
+              <w:t xml:space="preserve">Area</w:t>
+            </w:r>
+          </w:p>
+        </w:tc>
+        <w:tc>
+          <w:tcPr>
+            <w:tcW w:type="dxa" w:w="2600"/>
+            <w:shd w:fill="F2F2F2" w:val="clear"/>
+          </w:tcPr>
+          <w:p>
+            <w:r>
+              <w:rPr>
+                <w:b/>
+                <w:bCs/>
+                <w:sz w:val="18"/>
+                <w:szCs w:val="18"/>
+              </w:rPr>
+              <w:t xml:space="preserve">Commitment</w:t>
+            </w:r>
+          </w:p>
+        </w:tc>
+        <w:tc>
+          <w:tcPr>
+            <w:tcW w:type="dxa" w:w="2400"/>
+            <w:shd w:fill="F2F2F2" w:val="clear"/>
+          </w:tcPr>
+          <w:p>
+            <w:r>
+              <w:rPr>
+                <w:b/>
+                <w:bCs/>
+                <w:sz w:val="18"/>
+                <w:szCs w:val="18"/>
+              </w:rPr>
+              <w:t xml:space="preserve">Specifics</w:t>
+            </w:r>
+          </w:p>
+        </w:tc>
+        <w:tc>
+          <w:tcPr>
+            <w:tcW w:type="dxa" w:w="900"/>
+            <w:shd w:fill="F2F2F2" w:val="clear"/>
+          </w:tcPr>
+          <w:p>
+            <w:r>
+              <w:rPr>
+                <w:b/>
+                <w:bCs/>
+                <w:sz w:val="18"/>
+                <w:szCs w:val="18"/>
+              </w:rPr>
+              <w:t xml:space="preserve">By when</w:t>
+            </w:r>
+          </w:p>
+        </w:tc>
+        <w:tc>
+          <w:tcPr>
+            <w:tcW w:type="dxa" w:w="1200"/>
+            <w:shd w:fill="F2F2F2" w:val="clear"/>
+          </w:tcPr>
+          <w:p>
+            <w:r>
+              <w:rPr>
+                <w:b/>
+                <w:bCs/>
+                <w:sz w:val="18"/>
+                <w:szCs w:val="18"/>
+              </w:rPr>
+              <w:t xml:space="preserve">Stage</w:t>
+            </w:r>
+          </w:p>
+        </w:tc>
+        <w:tc>
+          <w:tcPr>
+            <w:tcW w:type="dxa" w:w="800"/>
+            <w:shd w:fill="F2F2F2" w:val="clear"/>
+          </w:tcPr>
+          <w:p>
+            <w:r>
+              <w:rPr>
+                <w:b/>
+                <w:bCs/>
+                <w:sz w:val="18"/>
+                <w:szCs w:val="18"/>
+              </w:rPr>
+              <w:t xml:space="preserve">Thesis-critical</w:t>
+            </w:r>
+          </w:p>
+        </w:tc>
+      </w:tr>
+      <w:tr>
+        <w:tc>
+          <w:tcPr>
+            <w:tcW w:type="dxa" w:w="1100"/>
+          </w:tcPr>
+          <w:p>
+            <w:r>
+              <w:rPr>
+                <w:b w:val="false"/>
+                <w:bCs w:val="false"/>
+                <w:sz w:val="18"/>
+                <w:szCs w:val="18"/>
+              </w:rPr>
+              <w:t xml:space="preserve">growth</w:t>
+            </w:r>
+          </w:p>
+        </w:tc>
+        <w:tc>
+          <w:tcPr>
+            <w:tcW w:type="dxa" w:w="2600"/>
+          </w:tcPr>
+          <w:p>
+            <w:r>
+              <w:rPr>
+                <w:b w:val="false"/>
+                <w:bCs w:val="false"/>
+                <w:sz w:val="18"/>
+                <w:szCs w:val="18"/>
+              </w:rPr>
+              <w:t xml:space="preserve">FY27 revenue growth guidance ~25%+</w:t>
+            </w:r>
+          </w:p>
+        </w:tc>
+        <w:tc>
+          <w:tcPr>
+            <w:tcW w:type="dxa" w:w="2400"/>
+          </w:tcPr>
+          <w:p>
+            <w:r>
+              <w:rPr>
+                <w:b w:val="false"/>
+                <w:bCs w:val="false"/>
+                <w:sz w:val="18"/>
+                <w:szCs w:val="18"/>
+              </w:rPr>
+              <w:t xml:space="preserve">off a Rs 2,860cr order book incl. ~Rs 485cr booked export orders + Rs 390cr export pipeline</w:t>
+            </w:r>
+          </w:p>
+        </w:tc>
+        <w:tc>
+          <w:tcPr>
+            <w:tcW w:type="dxa" w:w="900"/>
+          </w:tcPr>
+          <w:p>
+            <w:r>
+              <w:rPr>
+                <w:b w:val="false"/>
+                <w:bCs w:val="false"/>
+                <w:sz w:val="18"/>
+                <w:szCs w:val="18"/>
+              </w:rPr>
+              <w:t xml:space="preserve">FY27</w:t>
+            </w:r>
+          </w:p>
+        </w:tc>
+        <w:tc>
+          <w:tcPr>
+            <w:tcW w:type="dxa" w:w="1200"/>
+          </w:tcPr>
+          <w:p>
+            <w:r>
+              <w:rPr>
+                <w:b w:val="false"/>
+                <w:bCs w:val="false"/>
+                <w:sz w:val="18"/>
+                <w:szCs w:val="18"/>
+              </w:rPr>
+              <w:t xml:space="preserve">commercial</w:t>
+            </w:r>
+          </w:p>
+        </w:tc>
+        <w:tc>
+          <w:tcPr>
+            <w:tcW w:type="dxa" w:w="800"/>
+          </w:tcPr>
+          <w:p>
+            <w:r>
+              <w:rPr>
+                <w:b w:val="false"/>
+                <w:bCs w:val="false"/>
+                <w:sz w:val="18"/>
+                <w:szCs w:val="18"/>
+              </w:rPr>
+              <w:t xml:space="preserve">yes</w:t>
+            </w:r>
+          </w:p>
+        </w:tc>
+      </w:tr>
+      <w:tr>
+        <w:tc>
+          <w:tcPr>
+            <w:tcW w:type="dxa" w:w="1100"/>
+          </w:tcPr>
+          <w:p>
+            <w:r>
+              <w:rPr>
+                <w:b w:val="false"/>
+                <w:bCs w:val="false"/>
+                <w:sz w:val="18"/>
+                <w:szCs w:val="18"/>
+              </w:rPr>
+              <w:t xml:space="preserve">capex</w:t>
+            </w:r>
+          </w:p>
+        </w:tc>
+        <w:tc>
+          <w:tcPr>
+            <w:tcW w:type="dxa" w:w="2600"/>
+          </w:tcPr>
+          <w:p>
+            <w:r>
+              <w:rPr>
+                <w:b w:val="false"/>
+                <w:bCs w:val="false"/>
+                <w:sz w:val="18"/>
+                <w:szCs w:val="18"/>
+              </w:rPr>
+              <w:t xml:space="preserve">Complete Rs 617cr capacity expansion (4 CCV lines)</w:t>
+            </w:r>
+          </w:p>
+        </w:tc>
+        <w:tc>
+          <w:tcPr>
+            <w:tcW w:type="dxa" w:w="2400"/>
+          </w:tcPr>
+          <w:p>
+            <w:r>
+              <w:rPr>
+                <w:b w:val="false"/>
+                <w:bCs w:val="false"/>
+                <w:sz w:val="18"/>
+                <w:szCs w:val="18"/>
+              </w:rPr>
+              <w:t xml:space="preserve">2 of 4 CCV lines commissioned end-Q2 FY26; remaining 2 due by Aug/Sep 2026</w:t>
+            </w:r>
+          </w:p>
+        </w:tc>
+        <w:tc>
+          <w:tcPr>
+            <w:tcW w:type="dxa" w:w="900"/>
+          </w:tcPr>
+          <w:p>
+            <w:r>
+              <w:rPr>
+                <w:b w:val="false"/>
+                <w:bCs w:val="false"/>
+                <w:sz w:val="18"/>
+                <w:szCs w:val="18"/>
+              </w:rPr>
+              <w:t xml:space="preserve">6M</w:t>
+            </w:r>
+          </w:p>
+        </w:tc>
+        <w:tc>
+          <w:tcPr>
+            <w:tcW w:type="dxa" w:w="1200"/>
+          </w:tcPr>
+          <w:p>
+            <w:r>
+              <w:rPr>
+                <w:b w:val="false"/>
+                <w:bCs w:val="false"/>
+                <w:sz w:val="18"/>
+                <w:szCs w:val="18"/>
+              </w:rPr>
+              <w:t xml:space="preserve">operational</w:t>
+            </w:r>
+          </w:p>
+        </w:tc>
+        <w:tc>
+          <w:tcPr>
+            <w:tcW w:type="dxa" w:w="800"/>
+          </w:tcPr>
+          <w:p>
+            <w:r>
+              <w:rPr>
+                <w:b w:val="false"/>
+                <w:bCs w:val="false"/>
+                <w:sz w:val="18"/>
+                <w:szCs w:val="18"/>
+              </w:rPr>
+              <w:t xml:space="preserve">yes</w:t>
+            </w:r>
+          </w:p>
+        </w:tc>
+      </w:tr>
+      <w:tr>
+        <w:tc>
+          <w:tcPr>
+            <w:tcW w:type="dxa" w:w="1100"/>
+          </w:tcPr>
+          <w:p>
+            <w:r>
+              <w:rPr>
+                <w:b w:val="false"/>
+                <w:bCs w:val="false"/>
+                <w:sz w:val="18"/>
+                <w:szCs w:val="18"/>
+              </w:rPr>
+              <w:t xml:space="preserve">balance_sheet</w:t>
+            </w:r>
+          </w:p>
+        </w:tc>
+        <w:tc>
+          <w:tcPr>
+            <w:tcW w:type="dxa" w:w="2600"/>
+          </w:tcPr>
+          <w:p>
+            <w:r>
+              <w:rPr>
+                <w:b w:val="false"/>
+                <w:bCs w:val="false"/>
+                <w:sz w:val="18"/>
+                <w:szCs w:val="18"/>
+              </w:rPr>
+              <w:t xml:space="preserve">Rs 200cr NCD/debenture raise board-approved</w:t>
+            </w:r>
+          </w:p>
+        </w:tc>
+        <w:tc>
+          <w:tcPr>
+            <w:tcW w:type="dxa" w:w="2400"/>
+          </w:tcPr>
+          <w:p>
+            <w:r>
+              <w:rPr>
+                <w:b w:val="false"/>
+                <w:bCs w:val="false"/>
+                <w:sz w:val="18"/>
+                <w:szCs w:val="18"/>
+              </w:rPr>
+              <w:t xml:space="preserve">privately placed debentures</w:t>
+            </w:r>
+          </w:p>
+        </w:tc>
+        <w:tc>
+          <w:tcPr>
+            <w:tcW w:type="dxa" w:w="900"/>
+          </w:tcPr>
+          <w:p>
+            <w:r>
+              <w:rPr>
+                <w:b w:val="false"/>
+                <w:bCs w:val="false"/>
+                <w:sz w:val="18"/>
+                <w:szCs w:val="18"/>
+              </w:rPr>
+              <w:t xml:space="preserve">6M</w:t>
+            </w:r>
+          </w:p>
+        </w:tc>
+        <w:tc>
+          <w:tcPr>
+            <w:tcW w:type="dxa" w:w="1200"/>
+          </w:tcPr>
+          <w:p>
+            <w:r>
+              <w:rPr>
+                <w:b w:val="false"/>
+                <w:bCs w:val="false"/>
+                <w:sz w:val="18"/>
+                <w:szCs w:val="18"/>
+              </w:rPr>
+              <w:t xml:space="preserve">action</w:t>
+            </w:r>
+          </w:p>
+        </w:tc>
+        <w:tc>
+          <w:tcPr>
+            <w:tcW w:type="dxa" w:w="800"/>
+          </w:tcPr>
+          <w:p>
+            <w:r>
+              <w:rPr>
+                <w:b w:val="false"/>
+                <w:bCs w:val="false"/>
+                <w:sz w:val="18"/>
+                <w:szCs w:val="18"/>
+              </w:rPr>
+              <w:t xml:space="preserve">yes</w:t>
+            </w:r>
+          </w:p>
+        </w:tc>
+      </w:tr>
+      <w:tr>
+        <w:tc>
+          <w:tcPr>
+            <w:tcW w:type="dxa" w:w="1100"/>
+          </w:tcPr>
+          <w:p>
+            <w:r>
+              <w:rPr>
+                <w:b w:val="false"/>
+                <w:bCs w:val="false"/>
+                <w:sz w:val="18"/>
+                <w:szCs w:val="18"/>
+              </w:rPr>
+              <w:t xml:space="preserve">capex</w:t>
+            </w:r>
+          </w:p>
+        </w:tc>
+        <w:tc>
+          <w:tcPr>
+            <w:tcW w:type="dxa" w:w="2600"/>
+          </w:tcPr>
+          <w:p>
+            <w:r>
+              <w:rPr>
+                <w:b w:val="false"/>
+                <w:bCs w:val="false"/>
+                <w:sz w:val="18"/>
+                <w:szCs w:val="18"/>
+              </w:rPr>
+              <w:t xml:space="preserve">Rs 73cr EHV facility upgrade at Satna</w:t>
+            </w:r>
+          </w:p>
+        </w:tc>
+        <w:tc>
+          <w:tcPr>
+            <w:tcW w:type="dxa" w:w="2400"/>
+          </w:tcPr>
+          <w:p>
+            <w:r>
+              <w:rPr>
+                <w:b w:val="false"/>
+                <w:bCs w:val="false"/>
+                <w:sz w:val="18"/>
+                <w:szCs w:val="18"/>
+              </w:rPr>
+              <w:t xml:space="preserve">board approved</w:t>
+            </w:r>
+          </w:p>
+        </w:tc>
+        <w:tc>
+          <w:tcPr>
+            <w:tcW w:type="dxa" w:w="900"/>
+          </w:tcPr>
+          <w:p>
+            <w:r>
+              <w:rPr>
+                <w:b w:val="false"/>
+                <w:bCs w:val="false"/>
+                <w:sz w:val="18"/>
+                <w:szCs w:val="18"/>
+              </w:rPr>
+              <w:t xml:space="preserve">12M</w:t>
+            </w:r>
+          </w:p>
+        </w:tc>
+        <w:tc>
+          <w:tcPr>
+            <w:tcW w:type="dxa" w:w="1200"/>
+          </w:tcPr>
+          <w:p>
+            <w:r>
+              <w:rPr>
+                <w:b w:val="false"/>
+                <w:bCs w:val="false"/>
+                <w:sz w:val="18"/>
+                <w:szCs w:val="18"/>
+              </w:rPr>
+              <w:t xml:space="preserve">action</w:t>
+            </w:r>
+          </w:p>
+        </w:tc>
+        <w:tc>
+          <w:tcPr>
+            <w:tcW w:type="dxa" w:w="800"/>
+          </w:tcPr>
+          <w:p>
+            <w:r>
+              <w:rPr>
+                <w:b w:val="false"/>
+                <w:bCs w:val="false"/>
+                <w:sz w:val="18"/>
+                <w:szCs w:val="18"/>
+              </w:rPr>
+              <w:t xml:space="preserve"/>
+            </w:r>
+          </w:p>
+        </w:tc>
+      </w:tr>
+    </w:tbl>
+    <w:p>
+      <w:pPr>
+        <w:spacing w:after="60" w:before="120"/>
+      </w:pPr>
+      <w:r>
+        <w:rPr>
+          <w:b/>
+          <w:bCs/>
+          <w:sz w:val="20"/>
+          <w:szCs w:val="20"/>
+        </w:rPr>
+        <w:t xml:space="preserve">Earnings chain: </w:t>
+      </w:r>
+      <w:r>
+        <w:rPr>
+          <w:b w:val="false"/>
+          <w:bCs w:val="false"/>
+          <w:sz w:val="20"/>
+          <w:szCs w:val="20"/>
+        </w:rPr>
+        <w:t xml:space="preserve">order book execution (Rs 2,860cr)</w:t>
+      </w:r>
+      <w:r>
+        <w:rPr>
+          <w:color w:val="666666"/>
+          <w:sz w:val="20"/>
+          <w:szCs w:val="20"/>
+        </w:rPr>
+        <w:t xml:space="preserve"> → </w:t>
+      </w:r>
+      <w:r>
+        <w:rPr>
+          <w:b w:val="false"/>
+          <w:bCs w:val="false"/>
+          <w:sz w:val="20"/>
+          <w:szCs w:val="20"/>
+        </w:rPr>
+        <w:t xml:space="preserve">new CCV capacity coming fully online (2 more lines by Sep 2026)</w:t>
+      </w:r>
+      <w:r>
+        <w:rPr>
+          <w:color w:val="666666"/>
+          <w:sz w:val="20"/>
+          <w:szCs w:val="20"/>
+        </w:rPr>
+        <w:t xml:space="preserve"> → </w:t>
+      </w:r>
+      <w:r>
+        <w:rPr>
+          <w:b w:val="false"/>
+          <w:bCs w:val="false"/>
+          <w:sz w:val="20"/>
+          <w:szCs w:val="20"/>
+        </w:rPr>
+        <w:t xml:space="preserve">revenue growth 25%+</w:t>
+      </w:r>
+      <w:r>
+        <w:rPr>
+          <w:color w:val="666666"/>
+          <w:sz w:val="20"/>
+          <w:szCs w:val="20"/>
+        </w:rPr>
+        <w:t xml:space="preserve"> → </w:t>
+      </w:r>
+      <w:r>
+        <w:rPr>
+          <w:b w:val="false"/>
+          <w:bCs w:val="false"/>
+          <w:sz w:val="20"/>
+          <w:szCs w:val="20"/>
+        </w:rPr>
+        <w:t xml:space="preserve">operating leverage + export mix</w:t>
+      </w:r>
+      <w:r>
+        <w:rPr>
+          <w:color w:val="666666"/>
+          <w:sz w:val="20"/>
+          <w:szCs w:val="20"/>
+        </w:rPr>
+        <w:t xml:space="preserve"> → </w:t>
+      </w:r>
+      <w:r>
+        <w:rPr>
+          <w:b w:val="false"/>
+          <w:bCs w:val="false"/>
+          <w:sz w:val="20"/>
+          <w:szCs w:val="20"/>
+        </w:rPr>
+        <w:t xml:space="preserve">EBITDA margin ~9.5-10%</w:t>
+      </w:r>
+      <w:r>
+        <w:rPr>
+          <w:color w:val="666666"/>
+          <w:sz w:val="20"/>
+          <w:szCs w:val="20"/>
+        </w:rPr>
+        <w:t xml:space="preserve"> → </w:t>
+      </w:r>
+      <w:r>
+        <w:rPr>
+          <w:b w:val="false"/>
+          <w:bCs w:val="false"/>
+          <w:sz w:val="20"/>
+          <w:szCs w:val="20"/>
+        </w:rPr>
+        <w:t xml:space="preserve">interest cost (rising, coverage ~1.55x)</w:t>
+      </w:r>
+      <w:r>
+        <w:rPr>
+          <w:color w:val="666666"/>
+          <w:sz w:val="20"/>
+          <w:szCs w:val="20"/>
+        </w:rPr>
+        <w:t xml:space="preserve"> → </w:t>
+      </w:r>
+      <w:r>
+        <w:rPr>
+          <w:b w:val="false"/>
+          <w:bCs w:val="false"/>
+          <w:sz w:val="20"/>
+          <w:szCs w:val="20"/>
+        </w:rPr>
+        <w:t xml:space="preserve">PAT</w:t>
+      </w:r>
+    </w:p>
+    <w:p>
+      <w:pPr>
+        <w:spacing w:after="120"/>
+      </w:pPr>
+      <w:r>
+        <w:rPr>
+          <w:color w:val="666666"/>
+          <w:sz w:val="18"/>
+          <w:szCs w:val="18"/>
+        </w:rPr>
+        <w:t xml:space="preserve">Bottleneck link: interest cost against thin coverage (~1.55x EBIT/interest).</w:t>
+      </w:r>
+    </w:p>
+    <w:p>
+      <w:pPr>
+        <w:spacing w:after="120"/>
+      </w:pPr>
+      <w:r>
+        <w:rPr>
+          <w:color w:val="666666"/>
+          <w:sz w:val="18"/>
+          <w:szCs w:val="18"/>
+        </w:rPr>
+        <w:t xml:space="preserve">Operating leverage: yes — margin improved 120bps in FY26 and PAT margin hit a 7-quarter high in Q4 FY26 as volumes scaled</w:t>
+      </w:r>
+    </w:p>
+    <w:p>
+      <w:pPr>
+        <w:spacing w:after="120"/>
+      </w:pPr>
+      <w:r>
+        <w:rPr>
+          <w:color w:val="666666"/>
+          <w:sz w:val="18"/>
+          <w:szCs w:val="18"/>
+        </w:rPr>
+        <w:t xml:space="preserve">Evidenced: order book execution; new CCV capacity partially online; revenue growth. Still assumed: operating leverage sustaining; interest cost staying serviceable through further debt raises.</w:t>
+      </w:r>
+    </w:p>
+    <w:p>
+      <w:pPr>
+        <w:spacing w:after="120"/>
+      </w:pPr>
+      <w:r>
+        <w:rPr>
+          <w:b/>
+          <w:bCs/>
+          <w:sz w:val="20"/>
+          <w:szCs w:val="20"/>
+        </w:rPr>
+        <w:t xml:space="preserve">Market expectation vs. our path:</w:t>
+      </w:r>
+    </w:p>
+    <w:tbl>
+      <w:tblPr>
+        <w:tblW w:type="dxa" w:w="9000"/>
+        <w:tblBorders>
+          <w:top w:val="single" w:color="auto" w:sz="4"/>
+          <w:left w:val="single" w:color="auto" w:sz="4"/>
+          <w:bottom w:val="single" w:color="auto" w:sz="4"/>
+          <w:right w:val="single" w:color="auto" w:sz="4"/>
+          <w:insideH w:val="single" w:color="auto" w:sz="4"/>
+          <w:insideV w:val="single" w:color="auto" w:sz="4"/>
+        </w:tblBorders>
+      </w:tblPr>
+      <w:tblGrid>
+        <w:gridCol w:w="3200"/>
+        <w:gridCol w:w="5800"/>
+      </w:tblGrid>
+      <w:tr>
+        <w:tc>
+          <w:tcPr>
+            <w:tcW w:type="dxa" w:w="3200"/>
+            <w:shd w:fill="F2F2F2" w:val="clear"/>
+          </w:tcPr>
+          <w:p>
+            <w:r>
+              <w:rPr>
+                <w:b/>
+                <w:bCs/>
+              </w:rPr>
+              <w:t xml:space="preserve">As of</w:t>
+            </w:r>
+          </w:p>
+        </w:tc>
+        <w:tc>
+          <w:tcPr>
+            <w:tcW w:type="dxa" w:w="5800"/>
+          </w:tcPr>
+          <w:p>
+            <w:r>
+              <w:t xml:space="preserve">2026-09-18</w:t>
+            </w:r>
+          </w:p>
+        </w:tc>
+      </w:tr>
+      <w:tr>
+        <w:tc>
+          <w:tcPr>
+            <w:tcW w:type="dxa" w:w="3200"/>
+            <w:shd w:fill="F2F2F2" w:val="clear"/>
+          </w:tcPr>
+          <w:p>
+            <w:r>
+              <w:rPr>
+                <w:b/>
+                <w:bCs/>
+              </w:rPr>
+              <w:t xml:space="preserve">Price / multiple</w:t>
+            </w:r>
+          </w:p>
+        </w:tc>
+        <w:tc>
+          <w:tcPr>
+            <w:tcW w:type="dxa" w:w="5800"/>
+          </w:tcPr>
+          <w:p>
+            <w:r>
+              <w:t xml:space="preserve">Rs 1477 · 25.7x P/E</w:t>
+            </w:r>
+          </w:p>
+        </w:tc>
+      </w:tr>
+      <w:tr>
+        <w:tc>
+          <w:tcPr>
+            <w:tcW w:type="dxa" w:w="3200"/>
+            <w:shd w:fill="F2F2F2" w:val="clear"/>
+          </w:tcPr>
+          <w:p>
+            <w:r>
+              <w:rPr>
+                <w:b/>
+                <w:bCs/>
+              </w:rPr>
+              <w:t xml:space="preserve">Right valuation lens</w:t>
+            </w:r>
+          </w:p>
+        </w:tc>
+        <w:tc>
+          <w:tcPr>
+            <w:tcW w:type="dxa" w:w="5800"/>
+          </w:tcPr>
+          <w:p>
+            <w:r>
+              <w:t xml:space="preserve">P/E</w:t>
+            </w:r>
+          </w:p>
+        </w:tc>
+      </w:tr>
+      <w:tr>
+        <w:tc>
+          <w:tcPr>
+            <w:tcW w:type="dxa" w:w="3200"/>
+            <w:shd w:fill="F2F2F2" w:val="clear"/>
+          </w:tcPr>
+          <w:p>
+            <w:r>
+              <w:rPr>
+                <w:b/>
+                <w:bCs/>
+              </w:rPr>
+              <w:t xml:space="preserve">Price implies</w:t>
+            </w:r>
+          </w:p>
+        </w:tc>
+        <w:tc>
+          <w:tcPr>
+            <w:tcW w:type="dxa" w:w="5800"/>
+          </w:tcPr>
+          <w:p>
+            <w:r>
+              <w:t xml:space="preserve">~25.7x trailing P/E is not demanding on revenue growth alone (Q1 FY27 alone grew PAT 91-109% YoY), but the confirmed ~4.3-4.9x net debt/EBITDA and ~1.55x interest coverage are real balance-sheet risks the multiple does not appear to clearly price</w:t>
+            </w:r>
+          </w:p>
+        </w:tc>
+      </w:tr>
+      <w:tr>
+        <w:tc>
+          <w:tcPr>
+            <w:tcW w:type="dxa" w:w="3200"/>
+            <w:shd w:fill="F2F2F2" w:val="clear"/>
+          </w:tcPr>
+          <w:p>
+            <w:r>
+              <w:rPr>
+                <w:b/>
+                <w:bCs/>
+              </w:rPr>
+              <w:t xml:space="preserve">Our FY27</w:t>
+            </w:r>
+          </w:p>
+        </w:tc>
+        <w:tc>
+          <w:tcPr>
+            <w:tcW w:type="dxa" w:w="5800"/>
+          </w:tcPr>
+          <w:p>
+            <w:r>
+              <w:t xml:space="preserve">Revenue growth continues at 25%+ per guidance and the Rs 2,860cr order book; whether the completing Rs 617cr capacity expansion finally lifts ROCE meaningfully above the 9-12% band it has been stuck in for 5 years is the key unresolved variable</w:t>
+            </w:r>
+          </w:p>
+        </w:tc>
+      </w:tr>
+      <w:tr>
+        <w:tc>
+          <w:tcPr>
+            <w:tcW w:type="dxa" w:w="3200"/>
+            <w:shd w:fill="F2F2F2" w:val="clear"/>
+          </w:tcPr>
+          <w:p>
+            <w:r>
+              <w:rPr>
+                <w:b/>
+                <w:bCs/>
+              </w:rPr>
+              <w:t xml:space="preserve">Our FY28</w:t>
+            </w:r>
+          </w:p>
+        </w:tc>
+        <w:tc>
+          <w:tcPr>
+            <w:tcW w:type="dxa" w:w="5800"/>
+          </w:tcPr>
+          <w:p>
+            <w:r>
+              <w:t xml:space="preserve">Not estimable with confidence - no multi-year forward guidance/broker consensus found this pass</w:t>
+            </w:r>
+          </w:p>
+        </w:tc>
+      </w:tr>
+      <w:tr>
+        <w:tc>
+          <w:tcPr>
+            <w:tcW w:type="dxa" w:w="3200"/>
+            <w:shd w:fill="F2F2F2" w:val="clear"/>
+          </w:tcPr>
+          <w:p>
+            <w:r>
+              <w:rPr>
+                <w:b/>
+                <w:bCs/>
+              </w:rPr>
+              <w:t xml:space="preserve">Gap direction</w:t>
+            </w:r>
+          </w:p>
+        </w:tc>
+        <w:tc>
+          <w:tcPr>
+            <w:tcW w:type="dxa" w:w="5800"/>
+          </w:tcPr>
+          <w:p>
+            <w:r>
+              <w:t xml:space="preserve">partially-priced</w:t>
+            </w:r>
+          </w:p>
+        </w:tc>
+      </w:tr>
+      <w:tr>
+        <w:tc>
+          <w:tcPr>
+            <w:tcW w:type="dxa" w:w="3200"/>
+            <w:shd w:fill="F2F2F2" w:val="clear"/>
+          </w:tcPr>
+          <w:p>
+            <w:r>
+              <w:rPr>
+                <w:b/>
+                <w:bCs/>
+              </w:rPr>
+              <w:t xml:space="preserve">Gap type</w:t>
+            </w:r>
+          </w:p>
+        </w:tc>
+        <w:tc>
+          <w:tcPr>
+            <w:tcW w:type="dxa" w:w="5800"/>
+          </w:tcPr>
+          <w:p>
+            <w:r>
+              <w:t xml:space="preserve">margin</w:t>
+            </w:r>
+          </w:p>
+        </w:tc>
+      </w:tr>
+      <w:tr>
+        <w:tc>
+          <w:tcPr>
+            <w:tcW w:type="dxa" w:w="3200"/>
+            <w:shd w:fill="F2F2F2" w:val="clear"/>
+          </w:tcPr>
+          <w:p>
+            <w:r>
+              <w:rPr>
+                <w:b/>
+                <w:bCs/>
+              </w:rPr>
+              <w:t xml:space="preserve">Gap magnitude</w:t>
+            </w:r>
+          </w:p>
+        </w:tc>
+        <w:tc>
+          <w:tcPr>
+            <w:tcW w:type="dxa" w:w="5800"/>
+          </w:tcPr>
+          <w:p>
+            <w:r>
+              <w:t xml:space="preserve">not estimable</w:t>
+            </w:r>
+          </w:p>
+        </w:tc>
+      </w:tr>
+      <w:tr>
+        <w:tc>
+          <w:tcPr>
+            <w:tcW w:type="dxa" w:w="3200"/>
+            <w:shd w:fill="F2F2F2" w:val="clear"/>
+          </w:tcPr>
+          <w:p>
+            <w:r>
+              <w:rPr>
+                <w:b/>
+                <w:bCs/>
+              </w:rPr>
+              <w:t xml:space="preserve">Gap basis</w:t>
+            </w:r>
+          </w:p>
+        </w:tc>
+        <w:tc>
+          <w:tcPr>
+            <w:tcW w:type="dxa" w:w="5800"/>
+          </w:tcPr>
+          <w:p>
+            <w:r>
+              <w:t xml:space="preserve">Strong revenue growth is well recognised at ~25.7x P/E, but the now-confirmed high leverage (~4.3-4.9x net debt/EBITDA, ~1.55x interest coverage) against ROCE still under 12% is a real risk that does not appear to be clearly priced in either direction</w:t>
+            </w:r>
+          </w:p>
+        </w:tc>
+      </w:tr>
+      <w:tr>
+        <w:tc>
+          <w:tcPr>
+            <w:tcW w:type="dxa" w:w="3200"/>
+            <w:shd w:fill="F2F2F2" w:val="clear"/>
+          </w:tcPr>
+          <w:p>
+            <w:r>
+              <w:rPr>
+                <w:b/>
+                <w:bCs/>
+              </w:rPr>
+              <w:t xml:space="preserve">Evidence quality</w:t>
+            </w:r>
+          </w:p>
+        </w:tc>
+        <w:tc>
+          <w:tcPr>
+            <w:tcW w:type="dxa" w:w="5800"/>
+          </w:tcPr>
+          <w:p>
+            <w:r>
+              <w:t xml:space="preserve">moderate</w:t>
+            </w:r>
+          </w:p>
+        </w:tc>
+      </w:tr>
+    </w:tbl>
+    <w:p>
+      <w:pPr>
+        <w:spacing w:after="120"/>
+      </w:pPr>
+      <w:r>
+        <w:rPr>
+          <w:i/>
+          <w:iCs/>
+          <w:color w:val="666666"/>
+          <w:sz w:val="16"/>
+          <w:szCs w:val="16"/>
+        </w:rPr>
+        <w:t xml:space="preserve">no broker consensus; implied path is a reverse-P/E estimate + screener.in forward figures + VP thread view</w:t>
+      </w:r>
+    </w:p>
+    <w:p>
+      <w:pPr>
+        <w:spacing w:after="120" w:before="120"/>
+      </w:pPr>
+      <w:r>
+        <w:rPr>
+          <w:b/>
+          <w:bCs/>
+          <w:sz w:val="20"/>
+          <w:szCs w:val="20"/>
+        </w:rPr>
+        <w:t xml:space="preserve">Catalyst: </w:t>
+      </w:r>
+      <w:r>
+        <w:rPr>
+          <w:sz w:val="20"/>
+          <w:szCs w:val="20"/>
+        </w:rPr>
+        <w:t xml:space="preserve">Final 2 CCV lines commissioning (Aug/Sep 2026) plus a Q2/Q3 FY27 margin print showing the full capacity benefit net of rising interest cost</w:t>
+      </w:r>
+      <w:r>
+        <w:rPr>
+          <w:color w:val="666666"/>
+          <w:sz w:val="18"/>
+          <w:szCs w:val="18"/>
+        </w:rPr>
+        <w:t xml:space="preserve"> (window ~6M from 2026-09-18; dated; evidence med; pending)</w:t>
       </w:r>
     </w:p>
     <w:p>
@@ -314,63 +1859,1128 @@
         <w:spacing w:after="120" w:before="280"/>
       </w:pPr>
       <w:r>
-        <w:t xml:space="preserve">BSE Corporate Actions / Other Red Flags</w:t>
-      </w:r>
-    </w:p>
-    <w:p>
-      <w:pPr>
-        <w:spacing w:after="120"/>
-      </w:pPr>
-      <w:r>
-        <w:t xml:space="preserve">No AVOID/EXCLUDE/HIGH CAUTION trigger found. Searched specifically for promoter pledge, auditor resignation, and related-party issues (including any linkage to the CG Power/Avantha group governance scandal, given some cable-sector cross-associations) - found no direct evidence of pledge, auditor resignation, or RPT red flags at Universal Cables itself.</w:t>
-      </w:r>
-    </w:p>
+        <w:t xml:space="preserve">Ishmohit-Lens Checks (value chain · earnings quality · growth trajectory · management · quality metrics · track record · global-signal check)</w:t>
+      </w:r>
+    </w:p>
+    <w:p>
+      <w:pPr>
+        <w:spacing w:after="120"/>
+      </w:pPr>
+      <w:r>
+        <w:rPr>
+          <w:i/>
+          <w:iCs/>
+          <w:color w:val="666666"/>
+          <w:sz w:val="18"/>
+          <w:szCs w:val="18"/>
+        </w:rPr>
+        <w:t xml:space="preserve">Extra checks drawn from @ishmohit1 / SOIC methodology (playbook/ishmohit-soic-style.md): where the company sits in its value chain and what the supply side is doing, whether a margin/PAT inflection is structural or a cyclical peak, the rate-of-change of growth vs. what the multiple demands, and management quality as a positive attribute.</w:t>
+      </w:r>
+    </w:p>
+    <w:p>
+      <w:pPr>
+        <w:spacing w:after="120"/>
+      </w:pPr>
+      <w:r>
+        <w:rPr>
+          <w:b/>
+          <w:bCs/>
+          <w:sz w:val="20"/>
+          <w:szCs w:val="20"/>
+        </w:rPr>
+        <w:t xml:space="preserve">Value chain &amp; supply side:</w:t>
+      </w:r>
+    </w:p>
+    <w:tbl>
+      <w:tblPr>
+        <w:tblW w:type="dxa" w:w="9000"/>
+        <w:tblBorders>
+          <w:top w:val="single" w:color="auto" w:sz="4"/>
+          <w:left w:val="single" w:color="auto" w:sz="4"/>
+          <w:bottom w:val="single" w:color="auto" w:sz="4"/>
+          <w:right w:val="single" w:color="auto" w:sz="4"/>
+          <w:insideH w:val="single" w:color="auto" w:sz="4"/>
+          <w:insideV w:val="single" w:color="auto" w:sz="4"/>
+        </w:tblBorders>
+      </w:tblPr>
+      <w:tblGrid>
+        <w:gridCol w:w="3200"/>
+        <w:gridCol w:w="5800"/>
+      </w:tblGrid>
+      <w:tr>
+        <w:tc>
+          <w:tcPr>
+            <w:tcW w:type="dxa" w:w="3200"/>
+            <w:shd w:fill="F2F2F2" w:val="clear"/>
+          </w:tcPr>
+          <w:p>
+            <w:r>
+              <w:rPr>
+                <w:b/>
+                <w:bCs/>
+              </w:rPr>
+              <w:t xml:space="preserve">Theme</w:t>
+            </w:r>
+          </w:p>
+        </w:tc>
+        <w:tc>
+          <w:tcPr>
+            <w:tcW w:type="dxa" w:w="5800"/>
+          </w:tcPr>
+          <w:p>
+            <w:r>
+              <w:t xml:space="preserve">power T&amp;D / EHV cable manufacturing</w:t>
+            </w:r>
+          </w:p>
+        </w:tc>
+      </w:tr>
+      <w:tr>
+        <w:tc>
+          <w:tcPr>
+            <w:tcW w:type="dxa" w:w="3200"/>
+            <w:shd w:fill="F2F2F2" w:val="clear"/>
+          </w:tcPr>
+          <w:p>
+            <w:r>
+              <w:rPr>
+                <w:b/>
+                <w:bCs/>
+              </w:rPr>
+              <w:t xml:space="preserve">This company's position</w:t>
+            </w:r>
+          </w:p>
+        </w:tc>
+        <w:tc>
+          <w:tcPr>
+            <w:tcW w:type="dxa" w:w="5800"/>
+          </w:tcPr>
+          <w:p>
+            <w:r>
+              <w:t xml:space="preserve">domestic EHV + MV/HV power cable manufacturer expanding capacity and export reach</w:t>
+            </w:r>
+          </w:p>
+        </w:tc>
+      </w:tr>
+      <w:tr>
+        <w:tc>
+          <w:tcPr>
+            <w:tcW w:type="dxa" w:w="3200"/>
+            <w:shd w:fill="F2F2F2" w:val="clear"/>
+          </w:tcPr>
+          <w:p>
+            <w:r>
+              <w:rPr>
+                <w:b/>
+                <w:bCs/>
+              </w:rPr>
+              <w:t xml:space="preserve">Bottleneck node (pricing power)</w:t>
+            </w:r>
+          </w:p>
+        </w:tc>
+        <w:tc>
+          <w:tcPr>
+            <w:tcW w:type="dxa" w:w="5800"/>
+          </w:tcPr>
+          <w:p>
+            <w:r>
+              <w:t xml:space="preserve">CCV line capacity (2 of 4 new lines still commissioning, due Aug/Sep 2026)</w:t>
+            </w:r>
+          </w:p>
+        </w:tc>
+      </w:tr>
+      <w:tr>
+        <w:tc>
+          <w:tcPr>
+            <w:tcW w:type="dxa" w:w="3200"/>
+            <w:shd w:fill="F2F2F2" w:val="clear"/>
+          </w:tcPr>
+          <w:p>
+            <w:r>
+              <w:rPr>
+                <w:b/>
+                <w:bCs/>
+              </w:rPr>
+              <w:t xml:space="preserve">Supply-side status</w:t>
+            </w:r>
+          </w:p>
+        </w:tc>
+        <w:tc>
+          <w:tcPr>
+            <w:tcW w:type="dxa" w:w="5800"/>
+          </w:tcPr>
+          <w:p>
+            <w:r>
+              <w:t xml:space="preserve">adding</w:t>
+            </w:r>
+          </w:p>
+        </w:tc>
+      </w:tr>
+      <w:tr>
+        <w:tc>
+          <w:tcPr>
+            <w:tcW w:type="dxa" w:w="3200"/>
+            <w:shd w:fill="F2F2F2" w:val="clear"/>
+          </w:tcPr>
+          <w:p>
+            <w:r>
+              <w:rPr>
+                <w:b/>
+                <w:bCs/>
+              </w:rPr>
+              <w:t xml:space="preserve">Adjacent-node peers</w:t>
+            </w:r>
+          </w:p>
+        </w:tc>
+        <w:tc>
+          <w:tcPr>
+            <w:tcW w:type="dxa" w:w="5800"/>
+          </w:tcPr>
+          <w:p>
+            <w:r>
+              <w:t xml:space="preserve">KEI Industries, Polycab India, Apar Industries, Havells (cable segment)</w:t>
+            </w:r>
+          </w:p>
+        </w:tc>
+      </w:tr>
+    </w:tbl>
+    <w:p>
+      <w:pPr>
+        <w:spacing w:after="120"/>
+      </w:pPr>
+      <w:r>
+        <w:rPr>
+          <w:color w:val="666666"/>
+          <w:sz w:val="18"/>
+          <w:szCs w:val="18"/>
+        </w:rPr>
+        <w:t xml:space="preserve">Capacity is being added broadly across the Indian cable industry (KEI, Polycab, Apar all expanding) on the T&amp;D capex boom - a supply-side glut risk exists 2-3 years out if grid capex normalises, though current order books (Rs 2,860cr) remain robust.</w:t>
+      </w:r>
+    </w:p>
+    <w:p>
+      <w:pPr>
+        <w:spacing w:after="60" w:before="120"/>
+      </w:pPr>
+      <w:r>
+        <w:rPr>
+          <w:b/>
+          <w:bCs/>
+          <w:sz w:val="20"/>
+          <w:szCs w:val="20"/>
+        </w:rPr>
+        <w:t xml:space="preserve">Earnings quality: </w:t>
+      </w:r>
+      <w:r>
+        <w:rPr>
+          <w:sz w:val="20"/>
+          <w:szCs w:val="20"/>
+        </w:rPr>
+        <w:t xml:space="preserve">margin driver mixed</w:t>
+      </w:r>
+      <w:r>
+        <w:rPr>
+          <w:b/>
+          <w:bCs/>
+          <w:color w:val="A32020"/>
+          <w:sz w:val="20"/>
+          <w:szCs w:val="20"/>
+        </w:rPr>
+        <w:t xml:space="preserve">  — PEAK-MARGIN RISK: do not capitalise current margins</w:t>
+      </w:r>
+    </w:p>
+    <w:p>
+      <w:pPr>
+        <w:spacing w:after="120"/>
+      </w:pPr>
+      <w:r>
+        <w:rPr>
+          <w:color w:val="666666"/>
+          <w:sz w:val="18"/>
+          <w:szCs w:val="18"/>
+        </w:rPr>
+        <w:t xml:space="preserve">Drivers: export order mix (typically higher margin); operating leverage on new CCV capacity coming online; cyclical T&amp;D/grid capex upcycle.</w:t>
+      </w:r>
+    </w:p>
+    <w:p>
+      <w:pPr>
+        <w:spacing w:after="120"/>
+      </w:pPr>
+      <w:r>
+        <w:rPr>
+          <w:color w:val="666666"/>
+          <w:sz w:val="18"/>
+          <w:szCs w:val="18"/>
+        </w:rPr>
+        <w:t xml:space="preserve">FY26 EBITDA margin of 9.6% is above the trailing 5-yr band (historically ~8-8.5%); part of this is cyclical T&amp;D-capex-cycle strength rather than fully structural, so a normalisation of grid capex spend could compress margins back toward the historical level.</w:t>
+      </w:r>
+    </w:p>
+    <w:p>
+      <w:pPr>
+        <w:spacing w:after="60" w:before="120"/>
+      </w:pPr>
+      <w:r>
+        <w:rPr>
+          <w:b/>
+          <w:bCs/>
+          <w:sz w:val="20"/>
+          <w:szCs w:val="20"/>
+        </w:rPr>
+        <w:t xml:space="preserve">Growth trajectory: </w:t>
+      </w:r>
+      <w:r>
+        <w:rPr>
+          <w:b w:val="false"/>
+          <w:bCs w:val="false"/>
+          <w:sz w:val="20"/>
+          <w:szCs w:val="20"/>
+        </w:rPr>
+        <w:t xml:space="preserve">YoY growth rate is accelerating</w:t>
+      </w:r>
+    </w:p>
+    <w:p>
+      <w:pPr>
+        <w:spacing w:after="120"/>
+      </w:pPr>
+      <w:r>
+        <w:rPr>
+          <w:color w:val="666666"/>
+          <w:sz w:val="18"/>
+          <w:szCs w:val="18"/>
+        </w:rPr>
+        <w:t xml:space="preserve">YoY revenue growth oldest-&gt;newest: ~22.7% (Q1 FY26), ~27.6% (Q2 FY26), ~24.7% (Q4 FY26, then an all-time-high quarter), then a sharp step-up to +57.5% (Q1 FY27, Rs 945cr, highest-ever quarterly revenue) on export order execution.</w:t>
+      </w:r>
+    </w:p>
+    <w:p>
+      <w:pPr>
+        <w:spacing w:after="120"/>
+      </w:pPr>
+      <w:r>
+        <w:rPr>
+          <w:color w:val="666666"/>
+          <w:sz w:val="18"/>
+          <w:szCs w:val="18"/>
+        </w:rPr>
+        <w:t xml:space="preserve">Reverse P/E: At ~25.7x trailing P/E, an ~18-20% EPS CAGR would be a fair ask off a steady-state exit multiple; Q1 FY27's 91-109%-range PAT growth and 25%+ FY27 revenue guidance run well ahead of that, but it is one quarter, not yet a multi-quarter pattern, and rides on debt-funded capacity.</w:t>
+      </w:r>
+    </w:p>
+    <w:p>
+      <w:pPr>
+        <w:spacing w:after="120"/>
+      </w:pPr>
+      <w:r>
+        <w:rPr>
+          <w:b/>
+          <w:bCs/>
+          <w:sz w:val="20"/>
+          <w:szCs w:val="20"/>
+        </w:rPr>
+        <w:t xml:space="preserve">Management quality (TVGP's "P"):</w:t>
+      </w:r>
+    </w:p>
+    <w:tbl>
+      <w:tblPr>
+        <w:tblW w:type="dxa" w:w="9000"/>
+        <w:tblBorders>
+          <w:top w:val="single" w:color="auto" w:sz="4"/>
+          <w:left w:val="single" w:color="auto" w:sz="4"/>
+          <w:bottom w:val="single" w:color="auto" w:sz="4"/>
+          <w:right w:val="single" w:color="auto" w:sz="4"/>
+          <w:insideH w:val="single" w:color="auto" w:sz="4"/>
+          <w:insideV w:val="single" w:color="auto" w:sz="4"/>
+        </w:tblBorders>
+      </w:tblPr>
+      <w:tblGrid>
+        <w:gridCol w:w="3200"/>
+        <w:gridCol w:w="5800"/>
+      </w:tblGrid>
+      <w:tr>
+        <w:tc>
+          <w:tcPr>
+            <w:tcW w:type="dxa" w:w="3200"/>
+            <w:shd w:fill="F2F2F2" w:val="clear"/>
+          </w:tcPr>
+          <w:p>
+            <w:r>
+              <w:rPr>
+                <w:b/>
+                <w:bCs/>
+              </w:rPr>
+              <w:t xml:space="preserve">Assessment</w:t>
+            </w:r>
+          </w:p>
+        </w:tc>
+        <w:tc>
+          <w:tcPr>
+            <w:tcW w:type="dxa" w:w="5800"/>
+          </w:tcPr>
+          <w:p>
+            <w:r>
+              <w:t xml:space="preserve">neutral</w:t>
+            </w:r>
+          </w:p>
+        </w:tc>
+      </w:tr>
+      <w:tr>
+        <w:tc>
+          <w:tcPr>
+            <w:tcW w:type="dxa" w:w="3200"/>
+            <w:shd w:fill="F2F2F2" w:val="clear"/>
+          </w:tcPr>
+          <w:p>
+            <w:r>
+              <w:rPr>
+                <w:b/>
+                <w:bCs/>
+              </w:rPr>
+              <w:t xml:space="preserve">Capital allocation</w:t>
+            </w:r>
+          </w:p>
+        </w:tc>
+        <w:tc>
+          <w:tcPr>
+            <w:tcW w:type="dxa" w:w="5800"/>
+          </w:tcPr>
+          <w:p>
+            <w:r>
+              <w:t xml:space="preserve">Reinvesting heavily in capacity (Rs 617cr programme, raised from Rs 550cr) funded largely by rising debt (borrowings +38.7% YoY to Rs 1,177cr in FY26, with a further Rs 200cr NCD raise approved) against ROCE that has not exceeded 12% in 5 years - capital intensity is high relative to demonstrated returns, though the current expansion has not yet had a chance to prove itself. (neutral)</w:t>
+            </w:r>
+          </w:p>
+        </w:tc>
+      </w:tr>
+      <w:tr>
+        <w:tc>
+          <w:tcPr>
+            <w:tcW w:type="dxa" w:w="3200"/>
+            <w:shd w:fill="F2F2F2" w:val="clear"/>
+          </w:tcPr>
+          <w:p>
+            <w:r>
+              <w:rPr>
+                <w:b/>
+                <w:bCs/>
+              </w:rPr>
+              <w:t xml:space="preserve">Related-party trend</w:t>
+            </w:r>
+          </w:p>
+        </w:tc>
+        <w:tc>
+          <w:tcPr>
+            <w:tcW w:type="dxa" w:w="5800"/>
+          </w:tcPr>
+          <w:p>
+            <w:r>
+              <w:t xml:space="preserve">unclear</w:t>
+            </w:r>
+          </w:p>
+        </w:tc>
+      </w:tr>
+      <w:tr>
+        <w:tc>
+          <w:tcPr>
+            <w:tcW w:type="dxa" w:w="3200"/>
+            <w:shd w:fill="F2F2F2" w:val="clear"/>
+          </w:tcPr>
+          <w:p>
+            <w:r>
+              <w:rPr>
+                <w:b/>
+                <w:bCs/>
+              </w:rPr>
+              <w:t xml:space="preserve">Guidance credibility</w:t>
+            </w:r>
+          </w:p>
+        </w:tc>
+        <w:tc>
+          <w:tcPr>
+            <w:tcW w:type="dxa" w:w="5800"/>
+          </w:tcPr>
+          <w:p>
+            <w:r>
+              <w:t xml:space="preserve">unclear</w:t>
+            </w:r>
+          </w:p>
+        </w:tc>
+      </w:tr>
+      <w:tr>
+        <w:tc>
+          <w:tcPr>
+            <w:tcW w:type="dxa" w:w="3200"/>
+            <w:shd w:fill="F2F2F2" w:val="clear"/>
+          </w:tcPr>
+          <w:p>
+            <w:r>
+              <w:rPr>
+                <w:b/>
+                <w:bCs/>
+              </w:rPr>
+              <w:t xml:space="preserve">Shareholder returns</w:t>
+            </w:r>
+          </w:p>
+        </w:tc>
+        <w:tc>
+          <w:tcPr>
+            <w:tcW w:type="dxa" w:w="5800"/>
+          </w:tcPr>
+          <w:p>
+            <w:r>
+              <w:t xml:space="preserve">consistent</w:t>
+            </w:r>
+          </w:p>
+        </w:tc>
+      </w:tr>
+      <w:tr>
+        <w:tc>
+          <w:tcPr>
+            <w:tcW w:type="dxa" w:w="3200"/>
+            <w:shd w:fill="F2F2F2" w:val="clear"/>
+          </w:tcPr>
+          <w:p>
+            <w:r>
+              <w:rPr>
+                <w:b/>
+                <w:bCs/>
+              </w:rPr>
+              <w:t xml:space="preserve">Capability ladder / VAP</w:t>
+            </w:r>
+          </w:p>
+        </w:tc>
+        <w:tc>
+          <w:tcPr>
+            <w:tcW w:type="dxa" w:w="5800"/>
+          </w:tcPr>
+          <w:p>
+            <w:r>
+              <w:t xml:space="preserve">EHV facility upgrade (Rs 73cr, Satna) and a growing export order book (~Rs 485cr booked + Rs 390cr pipeline) point toward higher-voltage/higher-value cable segments and export markets, not just commodity domestic LT/MT cable.</w:t>
+            </w:r>
+          </w:p>
+        </w:tc>
+      </w:tr>
+    </w:tbl>
+    <w:p>
+      <w:pPr>
+        <w:spacing w:after="120"/>
+      </w:pPr>
+      <w:r>
+        <w:rPr>
+          <w:b/>
+          <w:bCs/>
+          <w:sz w:val="20"/>
+          <w:szCs w:val="20"/>
+        </w:rPr>
+        <w:t xml:space="preserve">Quality metrics (ROCE · debt · FCF · margin · capex):</w:t>
+      </w:r>
+    </w:p>
+    <w:tbl>
+      <w:tblPr>
+        <w:tblW w:type="dxa" w:w="9000"/>
+        <w:tblBorders>
+          <w:top w:val="single" w:color="auto" w:sz="4"/>
+          <w:left w:val="single" w:color="auto" w:sz="4"/>
+          <w:bottom w:val="single" w:color="auto" w:sz="4"/>
+          <w:right w:val="single" w:color="auto" w:sz="4"/>
+          <w:insideH w:val="single" w:color="auto" w:sz="4"/>
+          <w:insideV w:val="single" w:color="auto" w:sz="4"/>
+        </w:tblBorders>
+      </w:tblPr>
+      <w:tblGrid>
+        <w:gridCol w:w="3200"/>
+        <w:gridCol w:w="5800"/>
+      </w:tblGrid>
+      <w:tr>
+        <w:tc>
+          <w:tcPr>
+            <w:tcW w:type="dxa" w:w="3200"/>
+            <w:shd w:fill="F2F2F2" w:val="clear"/>
+          </w:tcPr>
+          <w:p>
+            <w:r>
+              <w:rPr>
+                <w:b/>
+                <w:bCs/>
+              </w:rPr>
+              <w:t xml:space="preserve">Assessment</w:t>
+            </w:r>
+          </w:p>
+        </w:tc>
+        <w:tc>
+          <w:tcPr>
+            <w:tcW w:type="dxa" w:w="5800"/>
+          </w:tcPr>
+          <w:p>
+            <w:r>
+              <w:t xml:space="preserve">concern</w:t>
+            </w:r>
+          </w:p>
+        </w:tc>
+      </w:tr>
+      <w:tr>
+        <w:tc>
+          <w:tcPr>
+            <w:tcW w:type="dxa" w:w="3200"/>
+            <w:shd w:fill="F2F2F2" w:val="clear"/>
+          </w:tcPr>
+          <w:p>
+            <w:r>
+              <w:rPr>
+                <w:b/>
+                <w:bCs/>
+              </w:rPr>
+              <w:t xml:space="preserve">ROCE</w:t>
+            </w:r>
+          </w:p>
+        </w:tc>
+        <w:tc>
+          <w:tcPr>
+            <w:tcW w:type="dxa" w:w="5800"/>
+          </w:tcPr>
+          <w:p>
+            <w:r>
+              <w:t xml:space="preserve">12% (improving)</w:t>
+            </w:r>
+          </w:p>
+        </w:tc>
+      </w:tr>
+      <w:tr>
+        <w:tc>
+          <w:tcPr>
+            <w:tcW w:type="dxa" w:w="3200"/>
+            <w:shd w:fill="F2F2F2" w:val="clear"/>
+          </w:tcPr>
+          <w:p>
+            <w:r>
+              <w:rPr>
+                <w:b/>
+                <w:bCs/>
+              </w:rPr>
+              <w:t xml:space="preserve">Leverage</w:t>
+            </w:r>
+          </w:p>
+        </w:tc>
+        <w:tc>
+          <w:tcPr>
+            <w:tcW w:type="dxa" w:w="5800"/>
+          </w:tcPr>
+          <w:p>
+            <w:r>
+              <w:t xml:space="preserve">Net debt/EBITDA 4.86x</w:t>
+            </w:r>
+          </w:p>
+        </w:tc>
+      </w:tr>
+      <w:tr>
+        <w:tc>
+          <w:tcPr>
+            <w:tcW w:type="dxa" w:w="3200"/>
+            <w:shd w:fill="F2F2F2" w:val="clear"/>
+          </w:tcPr>
+          <w:p>
+            <w:r>
+              <w:rPr>
+                <w:b/>
+                <w:bCs/>
+              </w:rPr>
+              <w:t xml:space="preserve">FCF conversion</w:t>
+            </w:r>
+          </w:p>
+        </w:tc>
+        <w:tc>
+          <w:tcPr>
+            <w:tcW w:type="dxa" w:w="5800"/>
+          </w:tcPr>
+          <w:p>
+            <w:r>
+              <w:t xml:space="preserve">23%</w:t>
+            </w:r>
+          </w:p>
+        </w:tc>
+      </w:tr>
+      <w:tr>
+        <w:tc>
+          <w:tcPr>
+            <w:tcW w:type="dxa" w:w="3200"/>
+            <w:shd w:fill="F2F2F2" w:val="clear"/>
+          </w:tcPr>
+          <w:p>
+            <w:r>
+              <w:rPr>
+                <w:b/>
+                <w:bCs/>
+              </w:rPr>
+              <w:t xml:space="preserve">Margin trend</w:t>
+            </w:r>
+          </w:p>
+        </w:tc>
+        <w:tc>
+          <w:tcPr>
+            <w:tcW w:type="dxa" w:w="5800"/>
+          </w:tcPr>
+          <w:p>
+            <w:r>
+              <w:t xml:space="preserve">expanding</w:t>
+            </w:r>
+          </w:p>
+        </w:tc>
+      </w:tr>
+      <w:tr>
+        <w:tc>
+          <w:tcPr>
+            <w:tcW w:type="dxa" w:w="3200"/>
+            <w:shd w:fill="F2F2F2" w:val="clear"/>
+          </w:tcPr>
+          <w:p>
+            <w:r>
+              <w:rPr>
+                <w:b/>
+                <w:bCs/>
+              </w:rPr>
+              <w:t xml:space="preserve">Capex efficiency</w:t>
+            </w:r>
+          </w:p>
+        </w:tc>
+        <w:tc>
+          <w:tcPr>
+            <w:tcW w:type="dxa" w:w="5800"/>
+          </w:tcPr>
+          <w:p>
+            <w:r>
+              <w:t xml:space="preserve">unclear</w:t>
+            </w:r>
+          </w:p>
+        </w:tc>
+      </w:tr>
+    </w:tbl>
     <w:p>
       <w:pPr>
         <w:pStyle w:val="Heading1"/>
         <w:spacing w:after="120" w:before="280"/>
       </w:pPr>
       <w:r>
-        <w:t xml:space="preserve">Bull Case</w:t>
-      </w:r>
-    </w:p>
-    <w:p>
-      <w:pPr>
-        <w:pStyle w:val="ListParagraph"/>
-        <w:numPr>
-          <w:ilvl w:val="0"/>
-          <w:numId w:val="1"/>
-        </w:numPr>
-        <w:spacing w:after="60"/>
-      </w:pPr>
-      <w:r>
-        <w:t xml:space="preserve">Above-industry revenue growth (~18.7% CAGR vs ~4.6% industry median), tracking India's T&amp;D/grid-modernisation capex cycle</w:t>
-      </w:r>
-    </w:p>
-    <w:p>
-      <w:pPr>
-        <w:pStyle w:val="ListParagraph"/>
-        <w:numPr>
-          <w:ilvl w:val="0"/>
-          <w:numId w:val="1"/>
-        </w:numPr>
-        <w:spacing w:after="60"/>
-      </w:pPr>
-      <w:r>
-        <w:t xml:space="preserve">EHV (extra-high-voltage) cable capability gives some product differentiation versus pure commodity cable makers</w:t>
-      </w:r>
-    </w:p>
-    <w:p>
-      <w:pPr>
-        <w:pStyle w:val="ListParagraph"/>
-        <w:numPr>
-          <w:ilvl w:val="0"/>
-          <w:numId w:val="1"/>
-        </w:numPr>
-        <w:spacing w:after="60"/>
-      </w:pPr>
-      <w:r>
-        <w:t xml:space="preserve">No governance red flags found (pledge, auditor resignation, RPT) in this pass's checks</w:t>
+        <w:t xml:space="preserve">Fundamentals-Gap Checks (shareholding · working capital · sector KPIs · scenario analysis)</w:t>
+      </w:r>
+    </w:p>
+    <w:p>
+      <w:pPr>
+        <w:spacing w:after="120"/>
+      </w:pPr>
+      <w:r>
+        <w:rPr>
+          <w:i/>
+          <w:iCs/>
+          <w:color w:val="666666"/>
+          <w:sz w:val="18"/>
+          <w:szCs w:val="18"/>
+        </w:rPr>
+        <w:t xml:space="preserve">Extra fundamentals extracted from the same filings — informational only, not yet consumed by any scoring script.</w:t>
+      </w:r>
+    </w:p>
+    <w:p>
+      <w:pPr>
+        <w:spacing w:after="120"/>
+      </w:pPr>
+      <w:r>
+        <w:rPr>
+          <w:b/>
+          <w:bCs/>
+          <w:sz w:val="20"/>
+          <w:szCs w:val="20"/>
+        </w:rPr>
+        <w:t xml:space="preserve">Shareholding pattern:</w:t>
+      </w:r>
+    </w:p>
+    <w:tbl>
+      <w:tblPr>
+        <w:tblW w:type="dxa" w:w="9000"/>
+        <w:tblBorders>
+          <w:top w:val="single" w:color="auto" w:sz="4"/>
+          <w:left w:val="single" w:color="auto" w:sz="4"/>
+          <w:bottom w:val="single" w:color="auto" w:sz="4"/>
+          <w:right w:val="single" w:color="auto" w:sz="4"/>
+          <w:insideH w:val="single" w:color="auto" w:sz="4"/>
+          <w:insideV w:val="single" w:color="auto" w:sz="4"/>
+        </w:tblBorders>
+      </w:tblPr>
+      <w:tblGrid>
+        <w:gridCol w:w="3200"/>
+        <w:gridCol w:w="5800"/>
+      </w:tblGrid>
+      <w:tr>
+        <w:tc>
+          <w:tcPr>
+            <w:tcW w:type="dxa" w:w="3200"/>
+            <w:shd w:fill="F2F2F2" w:val="clear"/>
+          </w:tcPr>
+          <w:p>
+            <w:r>
+              <w:rPr>
+                <w:b/>
+                <w:bCs/>
+              </w:rPr>
+              <w:t xml:space="preserve">Promoter %</w:t>
+            </w:r>
+          </w:p>
+        </w:tc>
+        <w:tc>
+          <w:tcPr>
+            <w:tcW w:type="dxa" w:w="5800"/>
+          </w:tcPr>
+          <w:p>
+            <w:r>
+              <w:t xml:space="preserve">61.89% (stable)</w:t>
+            </w:r>
+          </w:p>
+        </w:tc>
+      </w:tr>
+      <w:tr>
+        <w:tc>
+          <w:tcPr>
+            <w:tcW w:type="dxa" w:w="3200"/>
+            <w:shd w:fill="F2F2F2" w:val="clear"/>
+          </w:tcPr>
+          <w:p>
+            <w:r>
+              <w:rPr>
+                <w:b/>
+                <w:bCs/>
+              </w:rPr>
+              <w:t xml:space="preserve">Pledge %</w:t>
+            </w:r>
+          </w:p>
+        </w:tc>
+        <w:tc>
+          <w:tcPr>
+            <w:tcW w:type="dxa" w:w="5800"/>
+          </w:tcPr>
+          <w:p>
+            <w:r>
+              <w:t xml:space="preserve">0% (stable)</w:t>
+            </w:r>
+          </w:p>
+        </w:tc>
+      </w:tr>
+      <w:tr>
+        <w:tc>
+          <w:tcPr>
+            <w:tcW w:type="dxa" w:w="3200"/>
+            <w:shd w:fill="F2F2F2" w:val="clear"/>
+          </w:tcPr>
+          <w:p>
+            <w:r>
+              <w:rPr>
+                <w:b/>
+                <w:bCs/>
+              </w:rPr>
+              <w:t xml:space="preserve">FII/DII %</w:t>
+            </w:r>
+          </w:p>
+        </w:tc>
+        <w:tc>
+          <w:tcPr>
+            <w:tcW w:type="dxa" w:w="5800"/>
+          </w:tcPr>
+          <w:p>
+            <w:r>
+              <w:t xml:space="preserve">4.41% (unclear)</w:t>
+            </w:r>
+          </w:p>
+        </w:tc>
+      </w:tr>
+      <w:tr>
+        <w:tc>
+          <w:tcPr>
+            <w:tcW w:type="dxa" w:w="3200"/>
+            <w:shd w:fill="F2F2F2" w:val="clear"/>
+          </w:tcPr>
+          <w:p>
+            <w:r>
+              <w:rPr>
+                <w:b/>
+                <w:bCs/>
+              </w:rPr>
+              <w:t xml:space="preserve">Quarters checked</w:t>
+            </w:r>
+          </w:p>
+        </w:tc>
+        <w:tc>
+          <w:tcPr>
+            <w:tcW w:type="dxa" w:w="5800"/>
+          </w:tcPr>
+          <w:p>
+            <w:r>
+              <w:t xml:space="preserve">through Jun 2026 (latest disclosed)</w:t>
+            </w:r>
+          </w:p>
+        </w:tc>
+      </w:tr>
+    </w:tbl>
+    <w:p>
+      <w:pPr>
+        <w:spacing w:after="120"/>
+      </w:pPr>
+      <w:r>
+        <w:rPr>
+          <w:color w:val="666666"/>
+          <w:sz w:val="18"/>
+          <w:szCs w:val="18"/>
+        </w:rPr>
+        <w:t xml:space="preserve">Promoter (Vindhya Telelinks, Birla Corp group) holding stable at 61.89% with confirmed no share encumbrance for FY26. FII 1.11% + DII 3.30% as of Jun 2026; historical trend not independently checked this pass.</w:t>
+      </w:r>
+    </w:p>
+    <w:p>
+      <w:pPr>
+        <w:spacing w:after="120"/>
+      </w:pPr>
+      <w:r>
+        <w:rPr>
+          <w:b/>
+          <w:bCs/>
+          <w:sz w:val="20"/>
+          <w:szCs w:val="20"/>
+        </w:rPr>
+        <w:t xml:space="preserve">Working capital:</w:t>
+      </w:r>
+    </w:p>
+    <w:tbl>
+      <w:tblPr>
+        <w:tblW w:type="dxa" w:w="9000"/>
+        <w:tblBorders>
+          <w:top w:val="single" w:color="auto" w:sz="4"/>
+          <w:left w:val="single" w:color="auto" w:sz="4"/>
+          <w:bottom w:val="single" w:color="auto" w:sz="4"/>
+          <w:right w:val="single" w:color="auto" w:sz="4"/>
+          <w:insideH w:val="single" w:color="auto" w:sz="4"/>
+          <w:insideV w:val="single" w:color="auto" w:sz="4"/>
+        </w:tblBorders>
+      </w:tblPr>
+      <w:tblGrid>
+        <w:gridCol w:w="3200"/>
+        <w:gridCol w:w="5800"/>
+      </w:tblGrid>
+      <w:tr>
+        <w:tc>
+          <w:tcPr>
+            <w:tcW w:type="dxa" w:w="3200"/>
+            <w:shd w:fill="F2F2F2" w:val="clear"/>
+          </w:tcPr>
+          <w:p>
+            <w:r>
+              <w:rPr>
+                <w:b/>
+                <w:bCs/>
+              </w:rPr>
+              <w:t xml:space="preserve">Inventory days</w:t>
+            </w:r>
+          </w:p>
+        </w:tc>
+        <w:tc>
+          <w:tcPr>
+            <w:tcW w:type="dxa" w:w="5800"/>
+          </w:tcPr>
+          <w:p>
+            <w:r>
+              <w:t xml:space="preserve">—</w:t>
+            </w:r>
+          </w:p>
+        </w:tc>
+      </w:tr>
+      <w:tr>
+        <w:tc>
+          <w:tcPr>
+            <w:tcW w:type="dxa" w:w="3200"/>
+            <w:shd w:fill="F2F2F2" w:val="clear"/>
+          </w:tcPr>
+          <w:p>
+            <w:r>
+              <w:rPr>
+                <w:b/>
+                <w:bCs/>
+              </w:rPr>
+              <w:t xml:space="preserve">Receivable days</w:t>
+            </w:r>
+          </w:p>
+        </w:tc>
+        <w:tc>
+          <w:tcPr>
+            <w:tcW w:type="dxa" w:w="5800"/>
+          </w:tcPr>
+          <w:p>
+            <w:r>
+              <w:t xml:space="preserve">—</w:t>
+            </w:r>
+          </w:p>
+        </w:tc>
+      </w:tr>
+      <w:tr>
+        <w:tc>
+          <w:tcPr>
+            <w:tcW w:type="dxa" w:w="3200"/>
+            <w:shd w:fill="F2F2F2" w:val="clear"/>
+          </w:tcPr>
+          <w:p>
+            <w:r>
+              <w:rPr>
+                <w:b/>
+                <w:bCs/>
+              </w:rPr>
+              <w:t xml:space="preserve">Payable days</w:t>
+            </w:r>
+          </w:p>
+        </w:tc>
+        <w:tc>
+          <w:tcPr>
+            <w:tcW w:type="dxa" w:w="5800"/>
+          </w:tcPr>
+          <w:p>
+            <w:r>
+              <w:t xml:space="preserve">—</w:t>
+            </w:r>
+          </w:p>
+        </w:tc>
+      </w:tr>
+      <w:tr>
+        <w:tc>
+          <w:tcPr>
+            <w:tcW w:type="dxa" w:w="3200"/>
+            <w:shd w:fill="F2F2F2" w:val="clear"/>
+          </w:tcPr>
+          <w:p>
+            <w:r>
+              <w:rPr>
+                <w:b/>
+                <w:bCs/>
+              </w:rPr>
+              <w:t xml:space="preserve">Cash conversion cycle</w:t>
+            </w:r>
+          </w:p>
+        </w:tc>
+        <w:tc>
+          <w:tcPr>
+            <w:tcW w:type="dxa" w:w="5800"/>
+          </w:tcPr>
+          <w:p>
+            <w:r>
+              <w:t xml:space="preserve">48.2</w:t>
+            </w:r>
+          </w:p>
+        </w:tc>
+      </w:tr>
+      <w:tr>
+        <w:tc>
+          <w:tcPr>
+            <w:tcW w:type="dxa" w:w="3200"/>
+            <w:shd w:fill="F2F2F2" w:val="clear"/>
+          </w:tcPr>
+          <w:p>
+            <w:r>
+              <w:rPr>
+                <w:b/>
+                <w:bCs/>
+              </w:rPr>
+              <w:t xml:space="preserve">3y trend</w:t>
+            </w:r>
+          </w:p>
+        </w:tc>
+        <w:tc>
+          <w:tcPr>
+            <w:tcW w:type="dxa" w:w="5800"/>
+          </w:tcPr>
+          <w:p>
+            <w:r>
+              <w:t xml:space="preserve">improving</w:t>
+            </w:r>
+          </w:p>
+        </w:tc>
+      </w:tr>
+      <w:tr>
+        <w:tc>
+          <w:tcPr>
+            <w:tcW w:type="dxa" w:w="3200"/>
+            <w:shd w:fill="F2F2F2" w:val="clear"/>
+          </w:tcPr>
+          <w:p>
+            <w:r>
+              <w:rPr>
+                <w:b/>
+                <w:bCs/>
+              </w:rPr>
+              <w:t xml:space="preserve">Vs sector</w:t>
+            </w:r>
+          </w:p>
+        </w:tc>
+        <w:tc>
+          <w:tcPr>
+            <w:tcW w:type="dxa" w:w="5800"/>
+          </w:tcPr>
+          <w:p>
+            <w:r>
+              <w:t xml:space="preserve">unclear</w:t>
+            </w:r>
+          </w:p>
+        </w:tc>
+      </w:tr>
+    </w:tbl>
+    <w:p>
+      <w:pPr>
+        <w:spacing w:after="120"/>
+      </w:pPr>
+      <w:r>
+        <w:rPr>
+          <w:color w:val="666666"/>
+          <w:sz w:val="18"/>
+          <w:szCs w:val="18"/>
+        </w:rPr>
+        <w:t xml:space="preserve">Cash conversion cycle improved from ~69.1 to ~48.2 days per screener data; individual inventory/receivable/payable day-counts and a clean peer comparison were not sourced this pass.</w:t>
+      </w:r>
+    </w:p>
+    <w:p>
+      <w:pPr>
+        <w:spacing w:after="120"/>
+      </w:pPr>
+      <w:r>
+        <w:rPr>
+          <w:b/>
+          <w:bCs/>
+          <w:sz w:val="20"/>
+          <w:szCs w:val="20"/>
+        </w:rPr>
+        <w:t xml:space="preserve">Sector KPIs:</w:t>
+      </w:r>
+    </w:p>
+    <w:p>
+      <w:pPr>
+        <w:pStyle w:val="ListParagraph"/>
+        <w:numPr>
+          <w:ilvl w:val="0"/>
+          <w:numId w:val="1"/>
+        </w:numPr>
+        <w:spacing w:after="60"/>
+      </w:pPr>
+      <w:r>
+        <w:t xml:space="preserve">Order book / TTM revenue: ~0.95x (Rs 2,860cr order book vs Rs 3,023cr FY26 revenue, as of Jul-2026) (improving) — includes ~Rs 485cr booked export orders + Rs 390cr export pipeline</w:t>
+      </w:r>
+    </w:p>
+    <w:p>
+      <w:pPr>
+        <w:pStyle w:val="ListParagraph"/>
+        <w:numPr>
+          <w:ilvl w:val="0"/>
+          <w:numId w:val="1"/>
+        </w:numPr>
+        <w:spacing w:after="60"/>
+      </w:pPr>
+      <w:r>
+        <w:t xml:space="preserve">New CCV capacity commissioned: 2 of 4 new lines live; remaining 2 due Aug/Sep 2026 (improving) — total capex outlay raised from Rs 550cr to ~Rs 617cr</w:t>
+      </w:r>
+    </w:p>
+    <w:p>
+      <w:pPr>
+        <w:pStyle w:val="ListParagraph"/>
+        <w:numPr>
+          <w:ilvl w:val="0"/>
+          <w:numId w:val="1"/>
+        </w:numPr>
+        <w:spacing w:after="60"/>
+      </w:pPr>
+      <w:r>
+        <w:t xml:space="preserve">EBITDA margin: 9.6% FY26, up ~120bps YoY (improving) — Q4 FY26 PAT margin hit a 7-quarter high of 6.58%</w:t>
       </w:r>
     </w:p>
     <w:p>
@@ -379,59 +2989,15 @@
         <w:spacing w:after="120" w:before="280"/>
       </w:pPr>
       <w:r>
-        <w:t xml:space="preserve">Bear Case / Key Risks</w:t>
-      </w:r>
-    </w:p>
-    <w:p>
-      <w:pPr>
-        <w:pStyle w:val="ListParagraph"/>
-        <w:numPr>
-          <w:ilvl w:val="0"/>
-          <w:numId w:val="1"/>
-        </w:numPr>
-        <w:spacing w:after="60"/>
-      </w:pPr>
-      <w:r>
-        <w:t xml:space="preserve">Single-digit ROE (~8.9%) and modest ROCE (~11.7%) - unremarkable capital efficiency despite strong revenue growth</w:t>
-      </w:r>
-    </w:p>
-    <w:p>
-      <w:pPr>
-        <w:pStyle w:val="ListParagraph"/>
-        <w:numPr>
-          <w:ilvl w:val="0"/>
-          <w:numId w:val="1"/>
-        </w:numPr>
-        <w:spacing w:after="60"/>
-      </w:pPr>
-      <w:r>
-        <w:t xml:space="preserve">Cable manufacturing remains a largely commoditised, capital-intensive, competitively priced category</w:t>
-      </w:r>
-    </w:p>
-    <w:p>
-      <w:pPr>
-        <w:pStyle w:val="ListParagraph"/>
-        <w:numPr>
-          <w:ilvl w:val="0"/>
-          <w:numId w:val="1"/>
-        </w:numPr>
-        <w:spacing w:after="60"/>
-      </w:pPr>
-      <w:r>
-        <w:t xml:space="preserve">52-week price-range data found in this pass was inconsistent with the current price - underlying data quality needs re-verification before any conviction call</w:t>
-      </w:r>
-    </w:p>
-    <w:p>
-      <w:pPr>
-        <w:pStyle w:val="ListParagraph"/>
-        <w:numPr>
-          <w:ilvl w:val="0"/>
-          <w:numId w:val="1"/>
-        </w:numPr>
-        <w:spacing w:after="60"/>
-      </w:pPr>
-      <w:r>
-        <w:t xml:space="preserve">No debt/leverage figure confirmed this pass</w:t>
+        <w:t xml:space="preserve">Technical Read (Weekly / Monthly MACD + Bollinger Bands, or RSI/CCI/Williams %R proxy)</w:t>
+      </w:r>
+    </w:p>
+    <w:p>
+      <w:pPr>
+        <w:spacing w:after="120"/>
+      </w:pPr>
+      <w:r>
+        <w:t xml:space="preserve">Stock at all-time highs (~Rs 1,477-1,492) following a record Q1 FY27 print; not independently charted this pass.</w:t>
       </w:r>
     </w:p>
     <w:p>
@@ -440,7 +3006,15 @@
         <w:spacing w:after="120" w:before="280"/>
       </w:pPr>
       <w:r>
-        <w:t xml:space="preserve">Market-Cap Tier (informational — not a gate in this project)</w:t>
+        <w:t xml:space="preserve">ValuePickr Community Signal</w:t>
+      </w:r>
+    </w:p>
+    <w:p>
+      <w:pPr>
+        <w:spacing w:after="120"/>
+      </w:pPr>
+      <w:r>
+        <w:t xml:space="preserve">No forum thread check performed this pass (deep-dive budget went to filings/financial verification per the assigned scope).</w:t>
       </w:r>
     </w:p>
     <w:p>
@@ -451,8 +3025,216 @@
         <w:rPr>
           <w:b/>
           <w:bCs/>
-        </w:rPr>
-        <w:t xml:space="preserve">Mid-cap (~Rs 5,207 Cr)</w:t>
+          <w:sz w:val="20"/>
+          <w:szCs w:val="20"/>
+        </w:rPr>
+        <w:t xml:space="preserve">High-conviction call from a top contributor: </w:t>
+      </w:r>
+      <w:r>
+        <w:rPr>
+          <w:sz w:val="20"/>
+          <w:szCs w:val="20"/>
+        </w:rPr>
+        <w:t xml:space="preserve">Not sought this pass.</w:t>
+      </w:r>
+    </w:p>
+    <w:p>
+      <w:pPr>
+        <w:pStyle w:val="Heading1"/>
+        <w:spacing w:after="120" w:before="280"/>
+      </w:pPr>
+      <w:r>
+        <w:t xml:space="preserve">BSE Corporate Actions / Other Red Flags</w:t>
+      </w:r>
+    </w:p>
+    <w:p>
+      <w:pPr>
+        <w:spacing w:after="120"/>
+      </w:pPr>
+      <w:r>
+        <w:t xml:space="preserve">No AVOID/EXCLUDE/HIGH CAUTION trigger found. Vindhya Telelinks (promoter, Birla Corp group) confirmed no share encumbrance for FY26; promoter holding stable at 61.89%. CFO transition (Gopal Agarwal appointed 12-Nov-2025) and a director's age-linked cessation are routine, not governance red flags. No auditor resignation, no SEBI action found.</w:t>
+      </w:r>
+    </w:p>
+    <w:p>
+      <w:pPr>
+        <w:pStyle w:val="Heading1"/>
+        <w:spacing w:after="120" w:before="280"/>
+      </w:pPr>
+      <w:r>
+        <w:t xml:space="preserve">Bull Case</w:t>
+      </w:r>
+    </w:p>
+    <w:p>
+      <w:pPr>
+        <w:pStyle w:val="ListParagraph"/>
+        <w:numPr>
+          <w:ilvl w:val="0"/>
+          <w:numId w:val="1"/>
+        </w:numPr>
+        <w:spacing w:after="60"/>
+      </w:pPr>
+      <w:r>
+        <w:t xml:space="preserve">Genuine, confirmed Q1 FY27 inflection: revenue +57.5% YoY, PAT +109% YoY (highest-ever quarterly revenue, Rs 945cr), on a Rs 2,860cr order book incl. ~Rs 485cr booked export orders + Rs 390cr export pipeline; management guides 25%+ FY27 revenue growth</w:t>
+      </w:r>
+    </w:p>
+    <w:p>
+      <w:pPr>
+        <w:pStyle w:val="ListParagraph"/>
+        <w:numPr>
+          <w:ilvl w:val="0"/>
+          <w:numId w:val="1"/>
+        </w:numPr>
+        <w:spacing w:after="60"/>
+      </w:pPr>
+      <w:r>
+        <w:t xml:space="preserve">T&amp;D/grid-modernisation capex tailwind is broad-based and multi-quarter, not a one-off - Q4 FY26 was also an all-time-high quarter with PAT margin at a 7-quarter high (6.58%)</w:t>
+      </w:r>
+    </w:p>
+    <w:p>
+      <w:pPr>
+        <w:pStyle w:val="ListParagraph"/>
+        <w:numPr>
+          <w:ilvl w:val="0"/>
+          <w:numId w:val="1"/>
+        </w:numPr>
+        <w:spacing w:after="60"/>
+      </w:pPr>
+      <w:r>
+        <w:t xml:space="preserve">Rs 617cr capacity expansion (4 new CCV lines, raised from Rs 550cr) is two-thirds complete; remaining two lines due online by Aug/Sep 2026, which should further support the growth guidance</w:t>
+      </w:r>
+    </w:p>
+    <w:p>
+      <w:pPr>
+        <w:pStyle w:val="ListParagraph"/>
+        <w:numPr>
+          <w:ilvl w:val="0"/>
+          <w:numId w:val="1"/>
+        </w:numPr>
+        <w:spacing w:after="60"/>
+      </w:pPr>
+      <w:r>
+        <w:t xml:space="preserve">No promoter pledge; promoter (Vindhya Telelinks/Birla group) holding stable at ~61.89% with confirmed no share encumbrance for FY26</w:t>
+      </w:r>
+    </w:p>
+    <w:p>
+      <w:pPr>
+        <w:pStyle w:val="ListParagraph"/>
+        <w:numPr>
+          <w:ilvl w:val="0"/>
+          <w:numId w:val="1"/>
+        </w:numPr>
+        <w:spacing w:after="60"/>
+      </w:pPr>
+      <w:r>
+        <w:t xml:space="preserve">EHV specialty mix plus a growing export book are incremental moves up the value chain versus a pure commodity domestic cable maker</w:t>
+      </w:r>
+    </w:p>
+    <w:p>
+      <w:pPr>
+        <w:pStyle w:val="Heading1"/>
+        <w:spacing w:after="120" w:before="280"/>
+      </w:pPr>
+      <w:r>
+        <w:t xml:space="preserve">Bear Case / Key Risks</w:t>
+      </w:r>
+    </w:p>
+    <w:p>
+      <w:pPr>
+        <w:pStyle w:val="ListParagraph"/>
+        <w:numPr>
+          <w:ilvl w:val="0"/>
+          <w:numId w:val="1"/>
+        </w:numPr>
+        <w:spacing w:after="60"/>
+      </w:pPr>
+      <w:r>
+        <w:t xml:space="preserve">Net debt/EBITDA confirmed at ~4.3-4.9x (worse than the ~4.33x originally flagged) against ROCE that has never exceeded 12% in 5 years (9-12% range) - the Coffee-Can persistence check fails on essentially all recent years</w:t>
+      </w:r>
+    </w:p>
+    <w:p>
+      <w:pPr>
+        <w:pStyle w:val="ListParagraph"/>
+        <w:numPr>
+          <w:ilvl w:val="0"/>
+          <w:numId w:val="1"/>
+        </w:numPr>
+        <w:spacing w:after="60"/>
+      </w:pPr>
+      <w:r>
+        <w:t xml:space="preserve">EBIT/interest coverage is only ~1.55x - a thin cushion; interest cost rose ~24.5% in H1 even before the incremental Rs 200cr NCD raise is drawn down</w:t>
+      </w:r>
+    </w:p>
+    <w:p>
+      <w:pPr>
+        <w:pStyle w:val="ListParagraph"/>
+        <w:numPr>
+          <w:ilvl w:val="0"/>
+          <w:numId w:val="1"/>
+        </w:numPr>
+        <w:spacing w:after="60"/>
+      </w:pPr>
+      <w:r>
+        <w:t xml:space="preserve">Growth and capacity expansion are being funded predominantly by rising debt, not internal accruals - borrowings +38.7% YoY (Rs 849cr -&gt; Rs 1,177cr) in FY26 alone</w:t>
+      </w:r>
+    </w:p>
+    <w:p>
+      <w:pPr>
+        <w:pStyle w:val="ListParagraph"/>
+        <w:numPr>
+          <w:ilvl w:val="0"/>
+          <w:numId w:val="1"/>
+        </w:numPr>
+        <w:spacing w:after="60"/>
+      </w:pPr>
+      <w:r>
+        <w:t xml:space="preserve">Cable manufacturing (ex-EHV) remains a largely commoditised, capital-intensive category; industry-wide capacity additions across peers (KEI, Polycab, Apar all expanding) raise a supply-glut risk if the T&amp;D capex cycle normalises 2-3 years out</w:t>
+      </w:r>
+    </w:p>
+    <w:p>
+      <w:pPr>
+        <w:pStyle w:val="ListParagraph"/>
+        <w:numPr>
+          <w:ilvl w:val="0"/>
+          <w:numId w:val="1"/>
+        </w:numPr>
+        <w:spacing w:after="60"/>
+      </w:pPr>
+      <w:r>
+        <w:t xml:space="preserve">Valuation (~25.7x trailing P/E) is not demanding on growth alone but does not appear to clearly price the leverage/interest-coverage risk either way</w:t>
+      </w:r>
+    </w:p>
+    <w:p>
+      <w:pPr>
+        <w:pStyle w:val="ListParagraph"/>
+        <w:numPr>
+          <w:ilvl w:val="0"/>
+          <w:numId w:val="1"/>
+        </w:numPr>
+        <w:spacing w:after="60"/>
+      </w:pPr>
+      <w:r>
+        <w:t xml:space="preserve">Q1 FY27 PAT figure is inconsistent across sources (Rs 70.14cr per one report vs Rs 37.18cr per another) - unresolved this pass, flagged rather than used uncritically</w:t>
+      </w:r>
+    </w:p>
+    <w:p>
+      <w:pPr>
+        <w:pStyle w:val="Heading1"/>
+        <w:spacing w:after="120" w:before="280"/>
+      </w:pPr>
+      <w:r>
+        <w:t xml:space="preserve">Market-Cap Tier (informational — not a gate in this project)</w:t>
+      </w:r>
+    </w:p>
+    <w:p>
+      <w:pPr>
+        <w:spacing w:after="120"/>
+      </w:pPr>
+      <w:r>
+        <w:rPr>
+          <w:b/>
+          <w:bCs/>
+        </w:rPr>
+        <w:t xml:space="preserve">Mid-cap (~Rs 5,134 Cr)</w:t>
       </w:r>
     </w:p>
     <w:p>
@@ -503,7 +3285,7 @@
           <w:sz w:val="20"/>
           <w:szCs w:val="20"/>
         </w:rPr>
-        <w:t xml:space="preserve">T&amp;D capex tailwind and TAM are genuine, but single-digit ROE/modest ROCE and a commoditised product category (despite EHV specialty mix) mean the growth math does not support a 10x/100x label even though the score permits one.</w:t>
+        <w:t xml:space="preserve">T&amp;D capex tailwind and TAM are genuine and now confirmed by a record Q1 FY27 print, but a commoditised product category (moat weak despite EHV specialty mix) and confirmed high leverage (~4.3-4.9x net debt/EBITDA, ~1.55x interest coverage) against ROCE that has never cleared 12% mean the growth math does not support a 10x/100x label even though the score permits one.</w:t>
       </w:r>
     </w:p>
     <w:p>
@@ -526,46 +3308,59 @@
           <w:sz w:val="24"/>
           <w:szCs w:val="24"/>
         </w:rPr>
-        <w:t xml:space="preserve">Genuine T&amp;D-capex-cycle revenue growth (~18.7% CAGR) but single-digit ROE and modest ROCE undercut a 10x/100x growth-math case despite a four_box score of 3.0. thesis_fit 'neither' (analyst_override), conviction Medium.</w:t>
-      </w:r>
-    </w:p>
-    <w:p>
-      <w:pPr>
-        <w:pStyle w:val="ListParagraph"/>
-        <w:numPr>
-          <w:ilvl w:val="0"/>
-          <w:numId w:val="1"/>
-        </w:numPr>
-        <w:spacing w:after="60"/>
-      </w:pPr>
-      <w:r>
-        <w:t xml:space="preserve">four_box = 3.0 (tailwind yes - T&amp;D/grid-modernisation and electrification capex cycle; tam yes - large, growing grid-infrastructure cable demand; moat weak - EHV specialty mix within an otherwise commoditised cable industry; valuation weak - full-ish, data incomplete).</w:t>
-      </w:r>
-    </w:p>
-    <w:p>
-      <w:pPr>
-        <w:pStyle w:val="ListParagraph"/>
-        <w:numPr>
-          <w:ilvl w:val="0"/>
-          <w:numId w:val="1"/>
-        </w:numPr>
-        <w:spacing w:after="60"/>
-      </w:pPr>
-      <w:r>
-        <w:t xml:space="preserve">Score &gt;=3.0 technically permits a 10x/100x label, but the growth math does not genuinely support it: ROE ~8.9% and ROCE ~11.7% are unremarkable capital-efficiency metrics, unlike the genuinely strong-return small-caps (eppelton, rappid-valves, garuda-construction) that have earned the label in prior batches - analyst_override applied, thesis_fit kept 'neither'.</w:t>
-      </w:r>
-    </w:p>
-    <w:p>
-      <w:pPr>
-        <w:pStyle w:val="ListParagraph"/>
-        <w:numPr>
-          <w:ilvl w:val="0"/>
-          <w:numId w:val="1"/>
-        </w:numPr>
-        <w:spacing w:after="60"/>
-      </w:pPr>
-      <w:r>
-        <w:t xml:space="preserve">No red flag found; forum thread and technical data not resolved this pass given fast-triage budget and the modest conviction level.</w:t>
+        <w:t xml:space="preserve">Confirmed leverage risk (net debt/EBITDA ~4.3-4.9x, interest coverage just ~1.55x) against ROCE that has never cleared 12% in 5 years, now set against a genuine Q1 FY27 inflection (revenue +57.5%, PAT +109% YoY) on a Rs 2,860cr order book and a capacity expansion nearing completion. four_box 3.0 (analyst_override), thesis_fit 'neither', conviction Medium (verified, not revised).</w:t>
+      </w:r>
+    </w:p>
+    <w:p>
+      <w:pPr>
+        <w:pStyle w:val="ListParagraph"/>
+        <w:numPr>
+          <w:ilvl w:val="0"/>
+          <w:numId w:val="1"/>
+        </w:numPr>
+        <w:spacing w:after="60"/>
+      </w:pPr>
+      <w:r>
+        <w:t xml:space="preserve">four_box = 3.0 (tailwind yes - T&amp;D/grid-modernisation and electrification capex cycle; tam yes - large, growing grid-infrastructure and export cable demand; moat weak - EHV specialty mix within an otherwise commoditised cable industry; valuation weak). Score &gt;=3.0 technically permits a 10x/100x label, but at ~25.7x trailing P/E on a mid-cap already carrying material, still-rising leverage, the return-magnitude math does not support it - analyst_override kept, thesis_fit 'neither'.</w:t>
+      </w:r>
+    </w:p>
+    <w:p>
+      <w:pPr>
+        <w:pStyle w:val="ListParagraph"/>
+        <w:numPr>
+          <w:ilvl w:val="0"/>
+          <w:numId w:val="1"/>
+        </w:numPr>
+        <w:spacing w:after="60"/>
+      </w:pPr>
+      <w:r>
+        <w:t xml:space="preserve">This pass confirms (does not just repeat) the leverage flag: net debt/EBITDA is ~4.3-4.9x across two independent sources (up from the ~4.33x originally estimated on incomplete data), borrowings rose 38.7% YoY to Rs 1,177cr in FY26, and EBIT/interest coverage is only ~1.55x - a genuine, quantified balance-sheet risk, not a data gap.</w:t>
+      </w:r>
+    </w:p>
+    <w:p>
+      <w:pPr>
+        <w:pStyle w:val="ListParagraph"/>
+        <w:numPr>
+          <w:ilvl w:val="0"/>
+          <w:numId w:val="1"/>
+        </w:numPr>
+        <w:spacing w:after="60"/>
+      </w:pPr>
+      <w:r>
+        <w:t xml:space="preserve">Simultaneously, Q1 FY27 is a real, confirmed inflection (best-ever quarter, PAT +109% YoY) riding a Rs 2,860cr order book and a capacity expansion two-thirds complete. The small/mid-cap live-inflection consideration was weighed, but conviction is held at Medium (not raised) given the leverage risk is worsening in parallel with the growth, not resolving alongside it.</w:t>
+      </w:r>
+    </w:p>
+    <w:p>
+      <w:pPr>
+        <w:pStyle w:val="ListParagraph"/>
+        <w:numPr>
+          <w:ilvl w:val="0"/>
+          <w:numId w:val="1"/>
+        </w:numPr>
+        <w:spacing w:after="60"/>
+      </w:pPr>
+      <w:r>
+        <w:t xml:space="preserve">No promoter pledge; no auditor resignation; no SEBI action; no red flag triggered.</w:t>
       </w:r>
     </w:p>
     <w:p>
